--- a/Files/FLAG_Contest_Application.docx
+++ b/Files/FLAG_Contest_Application.docx
@@ -70,323 +70,1006 @@
     <w:p>
       <w:pPr>
         <w:rPr>
-          <w:rFonts w:ascii="Consolas" w:hAnsi="Consolas"/>
-        </w:rPr>
-      </w:pPr>
-      <w:r>
-        <w:rPr>
-          <w:rFonts w:ascii="Consolas" w:hAnsi="Consolas"/>
-        </w:rPr>
-        <w:t>Applicant Name: ___________________________________________________________</w:t>
-      </w:r>
-    </w:p>
-    <w:p>
-      <w:pPr>
-        <w:rPr>
-          <w:rFonts w:ascii="Consolas" w:hAnsi="Consolas"/>
-        </w:rPr>
-      </w:pPr>
-    </w:p>
-    <w:p>
-      <w:pPr>
-        <w:rPr>
-          <w:rFonts w:ascii="Consolas" w:hAnsi="Consolas"/>
-        </w:rPr>
-      </w:pPr>
-      <w:r>
-        <w:rPr>
-          <w:rFonts w:ascii="Consolas" w:hAnsi="Consolas"/>
-        </w:rPr>
-        <w:t>Stage Name: _______________________________________________________________</w:t>
-      </w:r>
-    </w:p>
-    <w:p>
-      <w:pPr>
-        <w:rPr>
-          <w:rFonts w:ascii="Consolas" w:hAnsi="Consolas"/>
-        </w:rPr>
-      </w:pPr>
-    </w:p>
-    <w:p>
-      <w:pPr>
-        <w:rPr>
-          <w:rFonts w:ascii="Consolas" w:hAnsi="Consolas"/>
-        </w:rPr>
-      </w:pPr>
-      <w:r>
-        <w:rPr>
-          <w:rFonts w:ascii="Consolas" w:hAnsi="Consolas"/>
-        </w:rPr>
-        <w:t xml:space="preserve">Age: </w:t>
-      </w:r>
-      <w:r>
-        <w:rPr>
-          <w:rFonts w:ascii="Consolas" w:hAnsi="Consolas"/>
-        </w:rPr>
-        <w:t>_____</w:t>
-      </w:r>
-      <w:r>
-        <w:rPr>
-          <w:rFonts w:ascii="Consolas" w:hAnsi="Consolas"/>
+          <w:rFonts w:ascii="Arial" w:hAnsi="Arial" w:cs="Arial"/>
+        </w:rPr>
+      </w:pPr>
+      <w:r>
+        <w:rPr>
+          <w:rFonts w:ascii="Arial" w:hAnsi="Arial" w:cs="Arial"/>
+        </w:rPr>
+        <w:t>Applicant Name:</w:t>
+      </w:r>
+      <w:r>
+        <w:rPr>
+          <w:rFonts w:ascii="Arial" w:hAnsi="Arial" w:cs="Arial"/>
+          <w:u w:val="single"/>
+        </w:rPr>
+        <w:tab/>
+      </w:r>
+      <w:r>
+        <w:rPr>
+          <w:rFonts w:ascii="Arial" w:hAnsi="Arial" w:cs="Arial"/>
+          <w:u w:val="single"/>
+        </w:rPr>
+        <w:tab/>
+      </w:r>
+      <w:r>
+        <w:rPr>
+          <w:rFonts w:ascii="Arial" w:hAnsi="Arial" w:cs="Arial"/>
+          <w:u w:val="single"/>
+        </w:rPr>
+        <w:tab/>
+      </w:r>
+      <w:r>
+        <w:rPr>
+          <w:rFonts w:ascii="Arial" w:hAnsi="Arial" w:cs="Arial"/>
+          <w:u w:val="single"/>
+        </w:rPr>
+        <w:tab/>
+      </w:r>
+      <w:r>
+        <w:rPr>
+          <w:rFonts w:ascii="Arial" w:hAnsi="Arial" w:cs="Arial"/>
+          <w:u w:val="single"/>
+        </w:rPr>
+        <w:tab/>
+      </w:r>
+      <w:r>
+        <w:rPr>
+          <w:rFonts w:ascii="Arial" w:hAnsi="Arial" w:cs="Arial"/>
+          <w:u w:val="single"/>
+        </w:rPr>
+        <w:tab/>
+      </w:r>
+      <w:r>
+        <w:rPr>
+          <w:rFonts w:ascii="Arial" w:hAnsi="Arial" w:cs="Arial"/>
+          <w:u w:val="single"/>
+        </w:rPr>
+        <w:tab/>
+      </w:r>
+      <w:r>
+        <w:rPr>
+          <w:rFonts w:ascii="Arial" w:hAnsi="Arial" w:cs="Arial"/>
+          <w:u w:val="single"/>
+        </w:rPr>
+        <w:tab/>
+      </w:r>
+      <w:r>
+        <w:rPr>
+          <w:rFonts w:ascii="Arial" w:hAnsi="Arial" w:cs="Arial"/>
+          <w:u w:val="single"/>
+        </w:rPr>
+        <w:tab/>
+      </w:r>
+      <w:r>
+        <w:rPr>
+          <w:rFonts w:ascii="Arial" w:hAnsi="Arial" w:cs="Arial"/>
+          <w:u w:val="single"/>
+        </w:rPr>
+        <w:tab/>
+      </w:r>
+      <w:r>
+        <w:rPr>
+          <w:rFonts w:ascii="Arial" w:hAnsi="Arial" w:cs="Arial"/>
+          <w:u w:val="single"/>
+        </w:rPr>
+        <w:tab/>
+      </w:r>
+      <w:r>
+        <w:rPr>
+          <w:rFonts w:ascii="Arial" w:hAnsi="Arial" w:cs="Arial"/>
+          <w:u w:val="single"/>
+        </w:rPr>
+        <w:tab/>
+      </w:r>
+    </w:p>
+    <w:p>
+      <w:pPr>
+        <w:rPr>
+          <w:rFonts w:ascii="Arial" w:hAnsi="Arial" w:cs="Arial"/>
+        </w:rPr>
+      </w:pPr>
+    </w:p>
+    <w:p>
+      <w:pPr>
+        <w:rPr>
+          <w:rFonts w:ascii="Arial" w:hAnsi="Arial" w:cs="Arial"/>
+          <w:u w:val="single"/>
+        </w:rPr>
+      </w:pPr>
+      <w:r>
+        <w:rPr>
+          <w:rFonts w:ascii="Arial" w:hAnsi="Arial" w:cs="Arial"/>
+        </w:rPr>
+        <w:t>Stage Name:</w:t>
+      </w:r>
+      <w:r>
+        <w:rPr>
+          <w:rFonts w:ascii="Arial" w:hAnsi="Arial" w:cs="Arial"/>
+          <w:u w:val="single"/>
+        </w:rPr>
+        <w:tab/>
+      </w:r>
+      <w:r>
+        <w:rPr>
+          <w:rFonts w:ascii="Arial" w:hAnsi="Arial" w:cs="Arial"/>
+          <w:u w:val="single"/>
+        </w:rPr>
+        <w:tab/>
+      </w:r>
+      <w:r>
+        <w:rPr>
+          <w:rFonts w:ascii="Arial" w:hAnsi="Arial" w:cs="Arial"/>
+          <w:u w:val="single"/>
+        </w:rPr>
+        <w:tab/>
+      </w:r>
+      <w:r>
+        <w:rPr>
+          <w:rFonts w:ascii="Arial" w:hAnsi="Arial" w:cs="Arial"/>
+          <w:u w:val="single"/>
+        </w:rPr>
+        <w:tab/>
+      </w:r>
+      <w:r>
+        <w:rPr>
+          <w:rFonts w:ascii="Arial" w:hAnsi="Arial" w:cs="Arial"/>
+          <w:u w:val="single"/>
+        </w:rPr>
+        <w:tab/>
+      </w:r>
+      <w:r>
+        <w:rPr>
+          <w:rFonts w:ascii="Arial" w:hAnsi="Arial" w:cs="Arial"/>
+          <w:u w:val="single"/>
+        </w:rPr>
+        <w:tab/>
+      </w:r>
+      <w:r>
+        <w:rPr>
+          <w:rFonts w:ascii="Arial" w:hAnsi="Arial" w:cs="Arial"/>
+          <w:u w:val="single"/>
+        </w:rPr>
+        <w:tab/>
+      </w:r>
+      <w:r>
+        <w:rPr>
+          <w:rFonts w:ascii="Arial" w:hAnsi="Arial" w:cs="Arial"/>
+          <w:u w:val="single"/>
+        </w:rPr>
+        <w:tab/>
+      </w:r>
+      <w:r>
+        <w:rPr>
+          <w:rFonts w:ascii="Arial" w:hAnsi="Arial" w:cs="Arial"/>
+          <w:u w:val="single"/>
+        </w:rPr>
+        <w:tab/>
+      </w:r>
+      <w:r>
+        <w:rPr>
+          <w:rFonts w:ascii="Arial" w:hAnsi="Arial" w:cs="Arial"/>
+          <w:u w:val="single"/>
+        </w:rPr>
+        <w:tab/>
+      </w:r>
+      <w:r>
+        <w:rPr>
+          <w:rFonts w:ascii="Arial" w:hAnsi="Arial" w:cs="Arial"/>
+          <w:u w:val="single"/>
+        </w:rPr>
+        <w:tab/>
+      </w:r>
+      <w:r>
+        <w:rPr>
+          <w:rFonts w:ascii="Arial" w:hAnsi="Arial" w:cs="Arial"/>
+          <w:u w:val="single"/>
+        </w:rPr>
+        <w:tab/>
+      </w:r>
+      <w:r>
+        <w:rPr>
+          <w:rFonts w:ascii="Arial" w:hAnsi="Arial" w:cs="Arial"/>
+          <w:u w:val="single"/>
+        </w:rPr>
+        <w:tab/>
+      </w:r>
+    </w:p>
+    <w:p>
+      <w:pPr>
+        <w:rPr>
+          <w:rFonts w:ascii="Arial" w:hAnsi="Arial" w:cs="Arial"/>
+        </w:rPr>
+      </w:pPr>
+    </w:p>
+    <w:p>
+      <w:pPr>
+        <w:rPr>
+          <w:rFonts w:ascii="Arial" w:hAnsi="Arial" w:cs="Arial"/>
+          <w:u w:val="single"/>
+        </w:rPr>
+      </w:pPr>
+      <w:r>
+        <w:rPr>
+          <w:rFonts w:ascii="Arial" w:hAnsi="Arial" w:cs="Arial"/>
+        </w:rPr>
+        <w:t>Age:</w:t>
+      </w:r>
+      <w:r>
+        <w:rPr>
+          <w:rFonts w:ascii="Arial" w:hAnsi="Arial" w:cs="Arial"/>
+          <w:u w:val="single"/>
+        </w:rPr>
+        <w:tab/>
+      </w:r>
+      <w:r>
+        <w:rPr>
+          <w:rFonts w:ascii="Arial" w:hAnsi="Arial" w:cs="Arial"/>
+          <w:u w:val="single"/>
+        </w:rPr>
+        <w:tab/>
+      </w:r>
+      <w:r>
+        <w:rPr>
+          <w:rFonts w:ascii="Arial" w:hAnsi="Arial" w:cs="Arial"/>
         </w:rPr>
         <w:t xml:space="preserve"> Date of Birth: </w:t>
       </w:r>
       <w:r>
         <w:rPr>
-          <w:rFonts w:ascii="Consolas" w:hAnsi="Consolas"/>
+          <w:rFonts w:ascii="Arial" w:hAnsi="Arial" w:cs="Arial"/>
         </w:rPr>
         <w:t>________</w:t>
       </w:r>
       <w:r>
         <w:rPr>
-          <w:rFonts w:ascii="Consolas" w:hAnsi="Consolas"/>
+          <w:rFonts w:ascii="Arial" w:hAnsi="Arial" w:cs="Arial"/>
         </w:rPr>
         <w:t>_ / ___</w:t>
       </w:r>
       <w:r>
         <w:rPr>
-          <w:rFonts w:ascii="Consolas" w:hAnsi="Consolas"/>
+          <w:rFonts w:ascii="Arial" w:hAnsi="Arial" w:cs="Arial"/>
         </w:rPr>
         <w:t>_</w:t>
       </w:r>
       <w:r>
         <w:rPr>
-          <w:rFonts w:ascii="Consolas" w:hAnsi="Consolas"/>
+          <w:rFonts w:ascii="Arial" w:hAnsi="Arial" w:cs="Arial"/>
         </w:rPr>
         <w:t xml:space="preserve"> / </w:t>
       </w:r>
       <w:r>
         <w:rPr>
-          <w:rFonts w:ascii="Consolas" w:hAnsi="Consolas"/>
+          <w:rFonts w:ascii="Arial" w:hAnsi="Arial" w:cs="Arial"/>
         </w:rPr>
         <w:t>____</w:t>
       </w:r>
       <w:r>
         <w:rPr>
-          <w:rFonts w:ascii="Consolas" w:hAnsi="Consolas"/>
-        </w:rPr>
-        <w:t xml:space="preserve"> Competition Year: </w:t>
-      </w:r>
-      <w:r>
-        <w:rPr>
-          <w:rFonts w:ascii="Consolas" w:hAnsi="Consolas"/>
-        </w:rPr>
-        <w:t>_______</w:t>
-      </w:r>
-    </w:p>
-    <w:p>
-      <w:pPr>
-        <w:rPr>
-          <w:rFonts w:ascii="Consolas" w:hAnsi="Consolas"/>
-        </w:rPr>
-      </w:pPr>
-    </w:p>
-    <w:p>
-      <w:pPr>
-        <w:rPr>
-          <w:rFonts w:ascii="Consolas" w:hAnsi="Consolas"/>
-        </w:rPr>
-      </w:pPr>
-      <w:r>
-        <w:rPr>
-          <w:rFonts w:ascii="Consolas" w:hAnsi="Consolas"/>
-        </w:rPr>
-        <w:t>Gender Identity (Male, Female, Transgender, etc): _________________________</w:t>
-      </w:r>
-    </w:p>
-    <w:p>
-      <w:pPr>
-        <w:rPr>
-          <w:rFonts w:ascii="Consolas" w:hAnsi="Consolas"/>
-        </w:rPr>
-      </w:pPr>
-    </w:p>
-    <w:p>
-      <w:pPr>
-        <w:rPr>
-          <w:rFonts w:ascii="Consolas" w:hAnsi="Consolas"/>
-        </w:rPr>
-      </w:pPr>
-      <w:r>
-        <w:rPr>
-          <w:rFonts w:ascii="Consolas" w:hAnsi="Consolas"/>
-        </w:rPr>
-        <w:t>Pronoun(s) (he, she, they etc.): __________________________________________</w:t>
-      </w:r>
-    </w:p>
-    <w:p>
-      <w:pPr>
-        <w:rPr>
-          <w:rFonts w:ascii="Consolas" w:hAnsi="Consolas"/>
-        </w:rPr>
-      </w:pPr>
-    </w:p>
-    <w:p>
-      <w:pPr>
-        <w:rPr>
-          <w:rFonts w:ascii="Consolas" w:hAnsi="Consolas"/>
-        </w:rPr>
-      </w:pPr>
-      <w:r>
-        <w:rPr>
-          <w:rFonts w:ascii="Consolas" w:hAnsi="Consolas"/>
-        </w:rPr>
-        <w:t>Address: __________________________________________________________________</w:t>
-      </w:r>
-    </w:p>
-    <w:p>
-      <w:pPr>
-        <w:rPr>
-          <w:rFonts w:ascii="Consolas" w:hAnsi="Consolas"/>
-        </w:rPr>
-      </w:pPr>
-    </w:p>
-    <w:p>
-      <w:pPr>
-        <w:rPr>
-          <w:rFonts w:ascii="Consolas" w:hAnsi="Consolas"/>
-        </w:rPr>
-      </w:pPr>
-      <w:r>
-        <w:rPr>
-          <w:rFonts w:ascii="Consolas" w:hAnsi="Consolas"/>
-        </w:rPr>
-        <w:t>City/State/Zip: ___________________________________________________________</w:t>
-      </w:r>
-    </w:p>
-    <w:p>
-      <w:pPr>
-        <w:rPr>
-          <w:rFonts w:ascii="Consolas" w:hAnsi="Consolas"/>
-        </w:rPr>
-      </w:pPr>
-    </w:p>
-    <w:p>
-      <w:pPr>
-        <w:rPr>
-          <w:rFonts w:ascii="Consolas" w:hAnsi="Consolas"/>
-        </w:rPr>
-      </w:pPr>
-      <w:r>
-        <w:rPr>
-          <w:rFonts w:ascii="Consolas" w:hAnsi="Consolas"/>
-        </w:rPr>
-        <w:t>Phone: ______________________________ Cell: _______________________________</w:t>
-      </w:r>
-    </w:p>
-    <w:p>
-      <w:pPr>
-        <w:rPr>
-          <w:rFonts w:ascii="Consolas" w:hAnsi="Consolas"/>
-        </w:rPr>
-      </w:pPr>
-    </w:p>
-    <w:p>
-      <w:pPr>
-        <w:rPr>
-          <w:rFonts w:ascii="Consolas" w:hAnsi="Consolas"/>
-        </w:rPr>
-      </w:pPr>
-      <w:r>
-        <w:rPr>
-          <w:rFonts w:ascii="Consolas" w:hAnsi="Consolas"/>
-        </w:rPr>
-        <w:t>Email: ____________________________________________________________________</w:t>
-      </w:r>
-    </w:p>
-    <w:p>
-      <w:pPr>
-        <w:rPr>
-          <w:rFonts w:ascii="Consolas" w:hAnsi="Consolas"/>
-        </w:rPr>
-      </w:pPr>
-    </w:p>
-    <w:p>
-      <w:pPr>
-        <w:rPr>
-          <w:rFonts w:ascii="Consolas" w:hAnsi="Consolas"/>
-        </w:rPr>
-      </w:pPr>
-      <w:r>
-        <w:rPr>
-          <w:rFonts w:ascii="Consolas" w:hAnsi="Consolas"/>
-        </w:rPr>
-        <w:t>Website/Facebook/etc:</w:t>
-      </w:r>
-    </w:p>
-    <w:p>
-      <w:pPr>
-        <w:rPr>
-          <w:rFonts w:ascii="Consolas" w:hAnsi="Consolas"/>
-        </w:rPr>
-      </w:pPr>
-      <w:r>
-        <w:rPr>
-          <w:rFonts w:ascii="Consolas" w:hAnsi="Consolas"/>
-        </w:rPr>
-        <w:t xml:space="preserve">                                                                          </w:t>
-      </w:r>
-      <w:r>
-        <w:rPr>
-          <w:rFonts w:ascii="Consolas" w:hAnsi="Consolas"/>
-        </w:rPr>
-        <w:br/>
-      </w:r>
-      <w:r>
-        <w:rPr>
-          <w:rFonts w:ascii="Consolas" w:hAnsi="Consolas"/>
-        </w:rPr>
-        <w:br/>
-      </w:r>
-      <w:r>
-        <w:rPr>
-          <w:rFonts w:ascii="Consolas" w:hAnsi="Consolas"/>
-        </w:rPr>
-        <w:t xml:space="preserve">                                                                          </w:t>
-      </w:r>
-    </w:p>
-    <w:p>
-      <w:pPr>
-        <w:rPr>
-          <w:rFonts w:ascii="Consolas" w:hAnsi="Consolas"/>
-        </w:rPr>
-      </w:pPr>
-    </w:p>
-    <w:p>
-      <w:pPr>
-        <w:rPr>
-          <w:rFonts w:ascii="Consolas" w:hAnsi="Consolas"/>
-        </w:rPr>
-      </w:pPr>
-      <w:r>
-        <w:rPr>
-          <w:rFonts w:ascii="Consolas" w:hAnsi="Consolas"/>
-        </w:rPr>
-        <w:t xml:space="preserve">                                                                          </w:t>
-      </w:r>
-    </w:p>
-    <w:p>
-      <w:pPr>
-        <w:rPr>
-          <w:rFonts w:ascii="Consolas" w:hAnsi="Consolas"/>
-        </w:rPr>
-      </w:pPr>
-    </w:p>
-    <w:p>
-      <w:pPr>
-        <w:rPr>
-          <w:rFonts w:ascii="Consolas" w:hAnsi="Consolas"/>
-        </w:rPr>
-      </w:pPr>
-      <w:r>
-        <w:rPr>
-          <w:rFonts w:ascii="Consolas" w:hAnsi="Consolas"/>
+          <w:rFonts w:ascii="Arial" w:hAnsi="Arial" w:cs="Arial"/>
+        </w:rPr>
+        <w:t xml:space="preserve"> Competition Year:</w:t>
+      </w:r>
+      <w:r>
+        <w:rPr>
+          <w:rFonts w:ascii="Arial" w:hAnsi="Arial" w:cs="Arial"/>
+          <w:u w:val="single"/>
+        </w:rPr>
+        <w:tab/>
+      </w:r>
+      <w:r>
+        <w:rPr>
+          <w:rFonts w:ascii="Arial" w:hAnsi="Arial" w:cs="Arial"/>
+          <w:u w:val="single"/>
+        </w:rPr>
+        <w:tab/>
+      </w:r>
+      <w:r>
+        <w:rPr>
+          <w:rFonts w:ascii="Arial" w:hAnsi="Arial" w:cs="Arial"/>
+          <w:u w:val="single"/>
+        </w:rPr>
+        <w:tab/>
+      </w:r>
+      <w:r>
+        <w:rPr>
+          <w:rFonts w:ascii="Arial" w:hAnsi="Arial" w:cs="Arial"/>
+          <w:u w:val="single"/>
+        </w:rPr>
+        <w:tab/>
+      </w:r>
+    </w:p>
+    <w:p>
+      <w:pPr>
+        <w:rPr>
+          <w:rFonts w:ascii="Arial" w:hAnsi="Arial" w:cs="Arial"/>
+        </w:rPr>
+      </w:pPr>
+    </w:p>
+    <w:p>
+      <w:pPr>
+        <w:rPr>
+          <w:rFonts w:ascii="Arial" w:hAnsi="Arial" w:cs="Arial"/>
+          <w:u w:val="single"/>
+        </w:rPr>
+      </w:pPr>
+      <w:r>
+        <w:rPr>
+          <w:rFonts w:ascii="Arial" w:hAnsi="Arial" w:cs="Arial"/>
+        </w:rPr>
+        <w:t xml:space="preserve">Gender Identity (Male, Female, Transgender, </w:t>
+      </w:r>
+      <w:proofErr w:type="spellStart"/>
+      <w:r>
+        <w:rPr>
+          <w:rFonts w:ascii="Arial" w:hAnsi="Arial" w:cs="Arial"/>
+        </w:rPr>
+        <w:t>etc</w:t>
+      </w:r>
+      <w:proofErr w:type="spellEnd"/>
+      <w:r>
+        <w:rPr>
+          <w:rFonts w:ascii="Arial" w:hAnsi="Arial" w:cs="Arial"/>
+        </w:rPr>
+        <w:t xml:space="preserve">): </w:t>
+      </w:r>
+      <w:r>
+        <w:rPr>
+          <w:rFonts w:ascii="Arial" w:hAnsi="Arial" w:cs="Arial"/>
+          <w:u w:val="single"/>
+        </w:rPr>
+        <w:tab/>
+      </w:r>
+      <w:r>
+        <w:rPr>
+          <w:rFonts w:ascii="Arial" w:hAnsi="Arial" w:cs="Arial"/>
+          <w:u w:val="single"/>
+        </w:rPr>
+        <w:tab/>
+      </w:r>
+      <w:r>
+        <w:rPr>
+          <w:rFonts w:ascii="Arial" w:hAnsi="Arial" w:cs="Arial"/>
+          <w:u w:val="single"/>
+        </w:rPr>
+        <w:tab/>
+      </w:r>
+      <w:r>
+        <w:rPr>
+          <w:rFonts w:ascii="Arial" w:hAnsi="Arial" w:cs="Arial"/>
+          <w:u w:val="single"/>
+        </w:rPr>
+        <w:tab/>
+      </w:r>
+      <w:r>
+        <w:rPr>
+          <w:rFonts w:ascii="Arial" w:hAnsi="Arial" w:cs="Arial"/>
+          <w:u w:val="single"/>
+        </w:rPr>
+        <w:tab/>
+      </w:r>
+      <w:r>
+        <w:rPr>
+          <w:rFonts w:ascii="Arial" w:hAnsi="Arial" w:cs="Arial"/>
+          <w:u w:val="single"/>
+        </w:rPr>
+        <w:tab/>
+      </w:r>
+      <w:r>
+        <w:rPr>
+          <w:rFonts w:ascii="Arial" w:hAnsi="Arial" w:cs="Arial"/>
+          <w:u w:val="single"/>
+        </w:rPr>
+        <w:tab/>
+      </w:r>
+    </w:p>
+    <w:p>
+      <w:pPr>
+        <w:rPr>
+          <w:rFonts w:ascii="Arial" w:hAnsi="Arial" w:cs="Arial"/>
+        </w:rPr>
+      </w:pPr>
+    </w:p>
+    <w:p>
+      <w:pPr>
+        <w:rPr>
+          <w:rFonts w:ascii="Arial" w:hAnsi="Arial" w:cs="Arial"/>
+        </w:rPr>
+      </w:pPr>
+      <w:r>
+        <w:rPr>
+          <w:rFonts w:ascii="Arial" w:hAnsi="Arial" w:cs="Arial"/>
+        </w:rPr>
+        <w:t xml:space="preserve">Pronoun(s) (he, she, they etc.): </w:t>
+      </w:r>
+      <w:r>
+        <w:rPr>
+          <w:rFonts w:ascii="Arial" w:hAnsi="Arial" w:cs="Arial"/>
+          <w:u w:val="single"/>
+        </w:rPr>
+        <w:tab/>
+      </w:r>
+      <w:r>
+        <w:rPr>
+          <w:rFonts w:ascii="Arial" w:hAnsi="Arial" w:cs="Arial"/>
+          <w:u w:val="single"/>
+        </w:rPr>
+        <w:tab/>
+      </w:r>
+      <w:r>
+        <w:rPr>
+          <w:rFonts w:ascii="Arial" w:hAnsi="Arial" w:cs="Arial"/>
+          <w:u w:val="single"/>
+        </w:rPr>
+        <w:tab/>
+      </w:r>
+      <w:r>
+        <w:rPr>
+          <w:rFonts w:ascii="Arial" w:hAnsi="Arial" w:cs="Arial"/>
+          <w:u w:val="single"/>
+        </w:rPr>
+        <w:tab/>
+      </w:r>
+      <w:r>
+        <w:rPr>
+          <w:rFonts w:ascii="Arial" w:hAnsi="Arial" w:cs="Arial"/>
+          <w:u w:val="single"/>
+        </w:rPr>
+        <w:tab/>
+      </w:r>
+      <w:r>
+        <w:rPr>
+          <w:rFonts w:ascii="Arial" w:hAnsi="Arial" w:cs="Arial"/>
+          <w:u w:val="single"/>
+        </w:rPr>
+        <w:tab/>
+      </w:r>
+      <w:r>
+        <w:rPr>
+          <w:rFonts w:ascii="Arial" w:hAnsi="Arial" w:cs="Arial"/>
+          <w:u w:val="single"/>
+        </w:rPr>
+        <w:tab/>
+      </w:r>
+      <w:r>
+        <w:rPr>
+          <w:rFonts w:ascii="Arial" w:hAnsi="Arial" w:cs="Arial"/>
+          <w:u w:val="single"/>
+        </w:rPr>
+        <w:tab/>
+      </w:r>
+      <w:r>
+        <w:rPr>
+          <w:rFonts w:ascii="Arial" w:hAnsi="Arial" w:cs="Arial"/>
+          <w:u w:val="single"/>
+        </w:rPr>
+        <w:tab/>
+      </w:r>
+      <w:r>
+        <w:rPr>
+          <w:rFonts w:ascii="Arial" w:hAnsi="Arial" w:cs="Arial"/>
+          <w:u w:val="single"/>
+        </w:rPr>
+        <w:tab/>
+      </w:r>
+    </w:p>
+    <w:p>
+      <w:pPr>
+        <w:rPr>
+          <w:rFonts w:ascii="Arial" w:hAnsi="Arial" w:cs="Arial"/>
+        </w:rPr>
+      </w:pPr>
+    </w:p>
+    <w:p>
+      <w:pPr>
+        <w:rPr>
+          <w:rFonts w:ascii="Arial" w:hAnsi="Arial" w:cs="Arial"/>
+        </w:rPr>
+      </w:pPr>
+      <w:r>
+        <w:rPr>
+          <w:rFonts w:ascii="Arial" w:hAnsi="Arial" w:cs="Arial"/>
+        </w:rPr>
+        <w:t>Address:</w:t>
+      </w:r>
+      <w:r>
+        <w:rPr>
+          <w:rFonts w:ascii="Arial" w:hAnsi="Arial" w:cs="Arial"/>
+          <w:u w:val="single"/>
+        </w:rPr>
+        <w:tab/>
+      </w:r>
+      <w:r>
+        <w:rPr>
+          <w:rFonts w:ascii="Arial" w:hAnsi="Arial" w:cs="Arial"/>
+          <w:u w:val="single"/>
+        </w:rPr>
+        <w:tab/>
+      </w:r>
+      <w:r>
+        <w:rPr>
+          <w:rFonts w:ascii="Arial" w:hAnsi="Arial" w:cs="Arial"/>
+          <w:u w:val="single"/>
+        </w:rPr>
+        <w:tab/>
+      </w:r>
+      <w:r>
+        <w:rPr>
+          <w:rFonts w:ascii="Arial" w:hAnsi="Arial" w:cs="Arial"/>
+          <w:u w:val="single"/>
+        </w:rPr>
+        <w:tab/>
+      </w:r>
+      <w:r>
+        <w:rPr>
+          <w:rFonts w:ascii="Arial" w:hAnsi="Arial" w:cs="Arial"/>
+          <w:u w:val="single"/>
+        </w:rPr>
+        <w:tab/>
+      </w:r>
+      <w:r>
+        <w:rPr>
+          <w:rFonts w:ascii="Arial" w:hAnsi="Arial" w:cs="Arial"/>
+          <w:u w:val="single"/>
+        </w:rPr>
+        <w:tab/>
+      </w:r>
+      <w:r>
+        <w:rPr>
+          <w:rFonts w:ascii="Arial" w:hAnsi="Arial" w:cs="Arial"/>
+          <w:u w:val="single"/>
+        </w:rPr>
+        <w:tab/>
+      </w:r>
+      <w:r>
+        <w:rPr>
+          <w:rFonts w:ascii="Arial" w:hAnsi="Arial" w:cs="Arial"/>
+          <w:u w:val="single"/>
+        </w:rPr>
+        <w:tab/>
+      </w:r>
+      <w:r>
+        <w:rPr>
+          <w:rFonts w:ascii="Arial" w:hAnsi="Arial" w:cs="Arial"/>
+          <w:u w:val="single"/>
+        </w:rPr>
+        <w:tab/>
+      </w:r>
+      <w:r>
+        <w:rPr>
+          <w:rFonts w:ascii="Arial" w:hAnsi="Arial" w:cs="Arial"/>
+          <w:u w:val="single"/>
+        </w:rPr>
+        <w:tab/>
+      </w:r>
+      <w:r>
+        <w:rPr>
+          <w:rFonts w:ascii="Arial" w:hAnsi="Arial" w:cs="Arial"/>
+          <w:u w:val="single"/>
+        </w:rPr>
+        <w:tab/>
+      </w:r>
+      <w:r>
+        <w:rPr>
+          <w:rFonts w:ascii="Arial" w:hAnsi="Arial" w:cs="Arial"/>
+          <w:u w:val="single"/>
+        </w:rPr>
+        <w:tab/>
+      </w:r>
+      <w:r>
+        <w:rPr>
+          <w:rFonts w:ascii="Arial" w:hAnsi="Arial" w:cs="Arial"/>
+          <w:u w:val="single"/>
+        </w:rPr>
+        <w:tab/>
+      </w:r>
+    </w:p>
+    <w:p>
+      <w:pPr>
+        <w:rPr>
+          <w:rFonts w:ascii="Arial" w:hAnsi="Arial" w:cs="Arial"/>
+        </w:rPr>
+      </w:pPr>
+    </w:p>
+    <w:p>
+      <w:pPr>
+        <w:rPr>
+          <w:rFonts w:ascii="Arial" w:hAnsi="Arial" w:cs="Arial"/>
+          <w:u w:val="single"/>
+        </w:rPr>
+      </w:pPr>
+      <w:r>
+        <w:rPr>
+          <w:rFonts w:ascii="Arial" w:hAnsi="Arial" w:cs="Arial"/>
+        </w:rPr>
+        <w:t>City/State/Zip:</w:t>
+      </w:r>
+      <w:r>
+        <w:rPr>
+          <w:rFonts w:ascii="Arial" w:hAnsi="Arial" w:cs="Arial"/>
+          <w:u w:val="single"/>
+        </w:rPr>
+        <w:tab/>
+      </w:r>
+      <w:r>
+        <w:rPr>
+          <w:rFonts w:ascii="Arial" w:hAnsi="Arial" w:cs="Arial"/>
+          <w:u w:val="single"/>
+        </w:rPr>
+        <w:tab/>
+      </w:r>
+      <w:r>
+        <w:rPr>
+          <w:rFonts w:ascii="Arial" w:hAnsi="Arial" w:cs="Arial"/>
+          <w:u w:val="single"/>
+        </w:rPr>
+        <w:tab/>
+      </w:r>
+      <w:r>
+        <w:rPr>
+          <w:rFonts w:ascii="Arial" w:hAnsi="Arial" w:cs="Arial"/>
+          <w:u w:val="single"/>
+        </w:rPr>
+        <w:tab/>
+      </w:r>
+      <w:r>
+        <w:rPr>
+          <w:rFonts w:ascii="Arial" w:hAnsi="Arial" w:cs="Arial"/>
+          <w:u w:val="single"/>
+        </w:rPr>
+        <w:tab/>
+      </w:r>
+      <w:r>
+        <w:rPr>
+          <w:rFonts w:ascii="Arial" w:hAnsi="Arial" w:cs="Arial"/>
+          <w:u w:val="single"/>
+        </w:rPr>
+        <w:tab/>
+      </w:r>
+      <w:r>
+        <w:rPr>
+          <w:rFonts w:ascii="Arial" w:hAnsi="Arial" w:cs="Arial"/>
+          <w:u w:val="single"/>
+        </w:rPr>
+        <w:tab/>
+      </w:r>
+      <w:r>
+        <w:rPr>
+          <w:rFonts w:ascii="Arial" w:hAnsi="Arial" w:cs="Arial"/>
+          <w:u w:val="single"/>
+        </w:rPr>
+        <w:tab/>
+      </w:r>
+      <w:r>
+        <w:rPr>
+          <w:rFonts w:ascii="Arial" w:hAnsi="Arial" w:cs="Arial"/>
+          <w:u w:val="single"/>
+        </w:rPr>
+        <w:tab/>
+      </w:r>
+      <w:r>
+        <w:rPr>
+          <w:rFonts w:ascii="Arial" w:hAnsi="Arial" w:cs="Arial"/>
+          <w:u w:val="single"/>
+        </w:rPr>
+        <w:tab/>
+      </w:r>
+      <w:r>
+        <w:rPr>
+          <w:rFonts w:ascii="Arial" w:hAnsi="Arial" w:cs="Arial"/>
+          <w:u w:val="single"/>
+        </w:rPr>
+        <w:tab/>
+      </w:r>
+      <w:r>
+        <w:rPr>
+          <w:rFonts w:ascii="Arial" w:hAnsi="Arial" w:cs="Arial"/>
+          <w:u w:val="single"/>
+        </w:rPr>
+        <w:tab/>
+      </w:r>
+    </w:p>
+    <w:p>
+      <w:pPr>
+        <w:rPr>
+          <w:rFonts w:ascii="Arial" w:hAnsi="Arial" w:cs="Arial"/>
+        </w:rPr>
+      </w:pPr>
+    </w:p>
+    <w:p>
+      <w:pPr>
+        <w:rPr>
+          <w:rFonts w:ascii="Arial" w:hAnsi="Arial" w:cs="Arial"/>
+          <w:u w:val="single"/>
+        </w:rPr>
+      </w:pPr>
+      <w:r>
+        <w:rPr>
+          <w:rFonts w:ascii="Arial" w:hAnsi="Arial" w:cs="Arial"/>
+        </w:rPr>
+        <w:t>Phone:</w:t>
+      </w:r>
+      <w:r>
+        <w:rPr>
+          <w:rFonts w:ascii="Arial" w:hAnsi="Arial" w:cs="Arial"/>
+          <w:u w:val="single"/>
+        </w:rPr>
+        <w:tab/>
+      </w:r>
+      <w:r>
+        <w:rPr>
+          <w:rFonts w:ascii="Arial" w:hAnsi="Arial" w:cs="Arial"/>
+          <w:u w:val="single"/>
+        </w:rPr>
+        <w:tab/>
+      </w:r>
+      <w:r>
+        <w:rPr>
+          <w:rFonts w:ascii="Arial" w:hAnsi="Arial" w:cs="Arial"/>
+          <w:u w:val="single"/>
+        </w:rPr>
+        <w:tab/>
+      </w:r>
+      <w:r>
+        <w:rPr>
+          <w:rFonts w:ascii="Arial" w:hAnsi="Arial" w:cs="Arial"/>
+          <w:u w:val="single"/>
+        </w:rPr>
+        <w:tab/>
+      </w:r>
+      <w:r>
+        <w:rPr>
+          <w:rFonts w:ascii="Arial" w:hAnsi="Arial" w:cs="Arial"/>
+          <w:u w:val="single"/>
+        </w:rPr>
+        <w:tab/>
+      </w:r>
+      <w:r>
+        <w:rPr>
+          <w:rFonts w:ascii="Arial" w:hAnsi="Arial" w:cs="Arial"/>
+          <w:u w:val="single"/>
+        </w:rPr>
+        <w:tab/>
+      </w:r>
+      <w:r>
+        <w:rPr>
+          <w:rFonts w:ascii="Arial" w:hAnsi="Arial" w:cs="Arial"/>
+        </w:rPr>
+        <w:t xml:space="preserve"> Cell:</w:t>
+      </w:r>
+      <w:r>
+        <w:rPr>
+          <w:rFonts w:ascii="Arial" w:hAnsi="Arial" w:cs="Arial"/>
+          <w:u w:val="single"/>
+        </w:rPr>
+        <w:tab/>
+      </w:r>
+      <w:r>
+        <w:rPr>
+          <w:rFonts w:ascii="Arial" w:hAnsi="Arial" w:cs="Arial"/>
+          <w:u w:val="single"/>
+        </w:rPr>
+        <w:tab/>
+      </w:r>
+      <w:r>
+        <w:rPr>
+          <w:rFonts w:ascii="Arial" w:hAnsi="Arial" w:cs="Arial"/>
+          <w:u w:val="single"/>
+        </w:rPr>
+        <w:tab/>
+      </w:r>
+      <w:r>
+        <w:rPr>
+          <w:rFonts w:ascii="Arial" w:hAnsi="Arial" w:cs="Arial"/>
+          <w:u w:val="single"/>
+        </w:rPr>
+        <w:tab/>
+      </w:r>
+      <w:r>
+        <w:rPr>
+          <w:rFonts w:ascii="Arial" w:hAnsi="Arial" w:cs="Arial"/>
+          <w:u w:val="single"/>
+        </w:rPr>
+        <w:tab/>
+      </w:r>
+      <w:r>
+        <w:rPr>
+          <w:rFonts w:ascii="Arial" w:hAnsi="Arial" w:cs="Arial"/>
+          <w:u w:val="single"/>
+        </w:rPr>
+        <w:tab/>
+      </w:r>
+      <w:r>
+        <w:rPr>
+          <w:rFonts w:ascii="Arial" w:hAnsi="Arial" w:cs="Arial"/>
+          <w:u w:val="single"/>
+        </w:rPr>
+        <w:tab/>
+      </w:r>
+    </w:p>
+    <w:p>
+      <w:pPr>
+        <w:rPr>
+          <w:rFonts w:ascii="Arial" w:hAnsi="Arial" w:cs="Arial"/>
+        </w:rPr>
+      </w:pPr>
+    </w:p>
+    <w:p>
+      <w:pPr>
+        <w:rPr>
+          <w:rFonts w:ascii="Arial" w:hAnsi="Arial" w:cs="Arial"/>
+          <w:u w:val="single"/>
+        </w:rPr>
+      </w:pPr>
+      <w:r>
+        <w:rPr>
+          <w:rFonts w:ascii="Arial" w:hAnsi="Arial" w:cs="Arial"/>
+        </w:rPr>
+        <w:t>Email</w:t>
+      </w:r>
+      <w:r>
+        <w:rPr>
+          <w:rFonts w:ascii="Arial" w:hAnsi="Arial" w:cs="Arial"/>
+        </w:rPr>
+        <w:t>:</w:t>
+      </w:r>
+      <w:r>
+        <w:rPr>
+          <w:rFonts w:ascii="Arial" w:hAnsi="Arial" w:cs="Arial"/>
+          <w:u w:val="single"/>
+        </w:rPr>
+        <w:tab/>
+      </w:r>
+      <w:r>
+        <w:rPr>
+          <w:rFonts w:ascii="Arial" w:hAnsi="Arial" w:cs="Arial"/>
+          <w:u w:val="single"/>
+        </w:rPr>
+        <w:tab/>
+      </w:r>
+      <w:r>
+        <w:rPr>
+          <w:rFonts w:ascii="Arial" w:hAnsi="Arial" w:cs="Arial"/>
+          <w:u w:val="single"/>
+        </w:rPr>
+        <w:tab/>
+      </w:r>
+      <w:r>
+        <w:rPr>
+          <w:rFonts w:ascii="Arial" w:hAnsi="Arial" w:cs="Arial"/>
+          <w:u w:val="single"/>
+        </w:rPr>
+        <w:tab/>
+      </w:r>
+      <w:r>
+        <w:rPr>
+          <w:rFonts w:ascii="Arial" w:hAnsi="Arial" w:cs="Arial"/>
+          <w:u w:val="single"/>
+        </w:rPr>
+        <w:tab/>
+      </w:r>
+      <w:r>
+        <w:rPr>
+          <w:rFonts w:ascii="Arial" w:hAnsi="Arial" w:cs="Arial"/>
+          <w:u w:val="single"/>
+        </w:rPr>
+        <w:tab/>
+      </w:r>
+      <w:r>
+        <w:rPr>
+          <w:rFonts w:ascii="Arial" w:hAnsi="Arial" w:cs="Arial"/>
+          <w:u w:val="single"/>
+        </w:rPr>
+        <w:tab/>
+      </w:r>
+      <w:r>
+        <w:rPr>
+          <w:rFonts w:ascii="Arial" w:hAnsi="Arial" w:cs="Arial"/>
+          <w:u w:val="single"/>
+        </w:rPr>
+        <w:tab/>
+      </w:r>
+      <w:r>
+        <w:rPr>
+          <w:rFonts w:ascii="Arial" w:hAnsi="Arial" w:cs="Arial"/>
+          <w:u w:val="single"/>
+        </w:rPr>
+        <w:tab/>
+      </w:r>
+      <w:r>
+        <w:rPr>
+          <w:rFonts w:ascii="Arial" w:hAnsi="Arial" w:cs="Arial"/>
+          <w:u w:val="single"/>
+        </w:rPr>
+        <w:tab/>
+      </w:r>
+      <w:r>
+        <w:rPr>
+          <w:rFonts w:ascii="Arial" w:hAnsi="Arial" w:cs="Arial"/>
+          <w:u w:val="single"/>
+        </w:rPr>
+        <w:tab/>
+      </w:r>
+      <w:r>
+        <w:rPr>
+          <w:rFonts w:ascii="Arial" w:hAnsi="Arial" w:cs="Arial"/>
+          <w:u w:val="single"/>
+        </w:rPr>
+        <w:tab/>
+      </w:r>
+      <w:r>
+        <w:rPr>
+          <w:rFonts w:ascii="Arial" w:hAnsi="Arial" w:cs="Arial"/>
+          <w:u w:val="single"/>
+        </w:rPr>
+        <w:tab/>
+      </w:r>
+      <w:r>
+        <w:rPr>
+          <w:rFonts w:ascii="Arial" w:hAnsi="Arial" w:cs="Arial"/>
+          <w:u w:val="single"/>
+        </w:rPr>
+        <w:tab/>
+      </w:r>
+    </w:p>
+    <w:p>
+      <w:pPr>
+        <w:rPr>
+          <w:rFonts w:ascii="Arial" w:hAnsi="Arial" w:cs="Arial"/>
+        </w:rPr>
+      </w:pPr>
+    </w:p>
+    <w:p>
+      <w:pPr>
+        <w:rPr>
+          <w:rFonts w:ascii="Arial" w:hAnsi="Arial" w:cs="Arial"/>
+        </w:rPr>
+      </w:pPr>
+      <w:r>
+        <w:rPr>
+          <w:rFonts w:ascii="Arial" w:hAnsi="Arial" w:cs="Arial"/>
+        </w:rPr>
+        <w:t>Website/Facebook/</w:t>
+      </w:r>
+      <w:proofErr w:type="spellStart"/>
+      <w:r>
+        <w:rPr>
+          <w:rFonts w:ascii="Arial" w:hAnsi="Arial" w:cs="Arial"/>
+        </w:rPr>
+        <w:t>etc</w:t>
+      </w:r>
+      <w:proofErr w:type="spellEnd"/>
+      <w:r>
+        <w:rPr>
+          <w:rFonts w:ascii="Arial" w:hAnsi="Arial" w:cs="Arial"/>
+        </w:rPr>
+        <w:t>:</w:t>
+      </w:r>
+    </w:p>
+    <w:p>
+      <w:pPr>
+        <w:rPr>
+          <w:rFonts w:ascii="Arial" w:hAnsi="Arial" w:cs="Arial"/>
+        </w:rPr>
+      </w:pPr>
+    </w:p>
+    <w:p>
+      <w:pPr>
+        <w:rPr>
+          <w:rFonts w:ascii="Arial" w:hAnsi="Arial" w:cs="Arial"/>
+        </w:rPr>
+      </w:pPr>
+      <w:r>
+        <w:rPr>
+          <w:rFonts w:ascii="Arial" w:hAnsi="Arial" w:cs="Arial"/>
         </w:rPr>
         <w:t xml:space="preserve">Glove Size Number and Letter size </w:t>
       </w:r>
       <w:r>
         <w:rPr>
-          <w:rFonts w:ascii="Consolas" w:hAnsi="Consolas"/>
+          <w:rFonts w:ascii="Arial" w:hAnsi="Arial" w:cs="Arial"/>
           <w:i/>
           <w:iCs/>
         </w:rPr>
@@ -394,7 +1077,7 @@
       </w:r>
       <w:r>
         <w:rPr>
-          <w:rFonts w:ascii="Consolas" w:hAnsi="Consolas"/>
+          <w:rFonts w:ascii="Arial" w:hAnsi="Arial" w:cs="Arial"/>
           <w:i/>
           <w:iCs/>
         </w:rPr>
@@ -402,7 +1085,7 @@
       </w:r>
       <w:r>
         <w:rPr>
-          <w:rFonts w:ascii="Consolas" w:hAnsi="Consolas"/>
+          <w:rFonts w:ascii="Arial" w:hAnsi="Arial" w:cs="Arial"/>
           <w:i/>
           <w:iCs/>
         </w:rPr>
@@ -410,7 +1093,7 @@
       </w:r>
       <w:r>
         <w:rPr>
-          <w:rFonts w:ascii="Consolas" w:hAnsi="Consolas"/>
+          <w:rFonts w:ascii="Arial" w:hAnsi="Arial" w:cs="Arial"/>
           <w:i/>
           <w:iCs/>
         </w:rPr>
@@ -418,7 +1101,7 @@
       </w:r>
       <w:r>
         <w:rPr>
-          <w:rFonts w:ascii="Consolas" w:hAnsi="Consolas"/>
+          <w:rFonts w:ascii="Arial" w:hAnsi="Arial" w:cs="Arial"/>
           <w:i/>
           <w:iCs/>
         </w:rPr>
@@ -428,31 +1111,31 @@
     <w:p>
       <w:pPr>
         <w:rPr>
-          <w:rFonts w:ascii="Consolas" w:hAnsi="Consolas"/>
-        </w:rPr>
-      </w:pPr>
-    </w:p>
-    <w:p>
-      <w:pPr>
-        <w:rPr>
-          <w:rFonts w:ascii="Consolas" w:hAnsi="Consolas"/>
-        </w:rPr>
-      </w:pPr>
-      <w:r>
-        <w:rPr>
-          <w:rFonts w:ascii="Consolas" w:hAnsi="Consolas"/>
+          <w:rFonts w:ascii="Arial" w:hAnsi="Arial" w:cs="Arial"/>
+        </w:rPr>
+      </w:pPr>
+    </w:p>
+    <w:p>
+      <w:pPr>
+        <w:rPr>
+          <w:rFonts w:ascii="Arial" w:hAnsi="Arial" w:cs="Arial"/>
+        </w:rPr>
+      </w:pPr>
+      <w:r>
+        <w:rPr>
+          <w:rFonts w:ascii="Arial" w:hAnsi="Arial" w:cs="Arial"/>
         </w:rPr>
         <w:t>Number size: _______________________</w:t>
       </w:r>
       <w:r>
         <w:rPr>
-          <w:rFonts w:ascii="Consolas" w:hAnsi="Consolas"/>
+          <w:rFonts w:ascii="Arial" w:hAnsi="Arial" w:cs="Arial"/>
         </w:rPr>
         <w:t>_</w:t>
       </w:r>
       <w:r>
         <w:rPr>
-          <w:rFonts w:ascii="Consolas" w:hAnsi="Consolas"/>
+          <w:rFonts w:ascii="Arial" w:hAnsi="Arial" w:cs="Arial"/>
         </w:rPr>
         <w:t xml:space="preserve"> Letter size: ________________________</w:t>
       </w:r>
@@ -460,31 +1143,31 @@
     <w:p>
       <w:pPr>
         <w:rPr>
-          <w:rFonts w:ascii="Consolas" w:hAnsi="Consolas"/>
-        </w:rPr>
-      </w:pPr>
-    </w:p>
-    <w:p>
-      <w:pPr>
-        <w:rPr>
-          <w:rFonts w:ascii="Consolas" w:hAnsi="Consolas"/>
-        </w:rPr>
-      </w:pPr>
-      <w:r>
-        <w:rPr>
-          <w:rFonts w:ascii="Consolas" w:hAnsi="Consolas"/>
+          <w:rFonts w:ascii="Arial" w:hAnsi="Arial" w:cs="Arial"/>
+        </w:rPr>
+      </w:pPr>
+    </w:p>
+    <w:p>
+      <w:pPr>
+        <w:rPr>
+          <w:rFonts w:ascii="Arial" w:hAnsi="Arial" w:cs="Arial"/>
+        </w:rPr>
+      </w:pPr>
+      <w:r>
+        <w:rPr>
+          <w:rFonts w:ascii="Arial" w:hAnsi="Arial" w:cs="Arial"/>
         </w:rPr>
         <w:t>Eye color: _________________________</w:t>
       </w:r>
       <w:r>
         <w:rPr>
-          <w:rFonts w:ascii="Consolas" w:hAnsi="Consolas"/>
+          <w:rFonts w:ascii="Arial" w:hAnsi="Arial" w:cs="Arial"/>
         </w:rPr>
         <w:t>_</w:t>
       </w:r>
       <w:r>
         <w:rPr>
-          <w:rFonts w:ascii="Consolas" w:hAnsi="Consolas"/>
+          <w:rFonts w:ascii="Arial" w:hAnsi="Arial" w:cs="Arial"/>
         </w:rPr>
         <w:t xml:space="preserve"> Hair Color: _________________________</w:t>
       </w:r>
@@ -492,19 +1175,19 @@
     <w:p>
       <w:pPr>
         <w:rPr>
-          <w:rFonts w:ascii="Consolas" w:hAnsi="Consolas"/>
-        </w:rPr>
-      </w:pPr>
-    </w:p>
-    <w:p>
-      <w:pPr>
-        <w:rPr>
-          <w:rFonts w:ascii="Consolas" w:hAnsi="Consolas"/>
-        </w:rPr>
-      </w:pPr>
-      <w:r>
-        <w:rPr>
-          <w:rFonts w:ascii="Consolas" w:hAnsi="Consolas"/>
+          <w:rFonts w:ascii="Arial" w:hAnsi="Arial" w:cs="Arial"/>
+        </w:rPr>
+      </w:pPr>
+    </w:p>
+    <w:p>
+      <w:pPr>
+        <w:rPr>
+          <w:rFonts w:ascii="Arial" w:hAnsi="Arial" w:cs="Arial"/>
+        </w:rPr>
+      </w:pPr>
+      <w:r>
+        <w:rPr>
+          <w:rFonts w:ascii="Arial" w:hAnsi="Arial" w:cs="Arial"/>
         </w:rPr>
         <w:t>Height: ___________________________________________________________________</w:t>
       </w:r>
@@ -512,103 +1195,103 @@
     <w:p>
       <w:pPr>
         <w:rPr>
-          <w:rFonts w:ascii="Consolas" w:hAnsi="Consolas"/>
-        </w:rPr>
-      </w:pPr>
-    </w:p>
-    <w:p>
-      <w:pPr>
-        <w:rPr>
-          <w:rFonts w:ascii="Consolas" w:hAnsi="Consolas"/>
-        </w:rPr>
-      </w:pPr>
-      <w:r>
-        <w:rPr>
-          <w:rFonts w:ascii="Consolas" w:hAnsi="Consolas"/>
+          <w:rFonts w:ascii="Arial" w:hAnsi="Arial" w:cs="Arial"/>
+        </w:rPr>
+      </w:pPr>
+    </w:p>
+    <w:p>
+      <w:pPr>
+        <w:rPr>
+          <w:rFonts w:ascii="Arial" w:hAnsi="Arial" w:cs="Arial"/>
+        </w:rPr>
+      </w:pPr>
+      <w:r>
+        <w:rPr>
+          <w:rFonts w:ascii="Arial" w:hAnsi="Arial" w:cs="Arial"/>
         </w:rPr>
         <w:t>Preferred title prefix if you win</w:t>
       </w:r>
       <w:r>
         <w:rPr>
-          <w:rFonts w:ascii="Consolas" w:hAnsi="Consolas"/>
+          <w:rFonts w:ascii="Arial" w:hAnsi="Arial" w:cs="Arial"/>
         </w:rPr>
         <w:t xml:space="preserve">:   </w:t>
       </w:r>
       <w:r>
         <w:rPr>
-          <w:rFonts w:ascii="Consolas" w:hAnsi="Consolas" w:cs="Cambria Math"/>
+          <w:rFonts w:ascii="Arial" w:hAnsi="Arial" w:cs="Arial"/>
         </w:rPr>
         <w:t xml:space="preserve"> </w:t>
       </w:r>
       <w:r>
         <w:rPr>
-          <w:rFonts w:ascii="Consolas" w:hAnsi="Consolas" w:cs="Cambria Math" w:hint="eastAsia"/>
+          <w:rFonts w:ascii="Arial" w:hAnsi="Arial" w:cs="Arial"/>
         </w:rPr>
         <w:t>○</w:t>
       </w:r>
       <w:r>
         <w:rPr>
-          <w:rFonts w:ascii="Consolas" w:hAnsi="Consolas"/>
+          <w:rFonts w:ascii="Arial" w:hAnsi="Arial" w:cs="Arial"/>
         </w:rPr>
         <w:t xml:space="preserve"> MR   </w:t>
       </w:r>
       <w:r>
         <w:rPr>
-          <w:rFonts w:ascii="Consolas" w:hAnsi="Consolas" w:cs="Cambria Math"/>
+          <w:rFonts w:ascii="Arial" w:hAnsi="Arial" w:cs="Arial"/>
         </w:rPr>
         <w:t xml:space="preserve"> </w:t>
       </w:r>
       <w:r>
         <w:rPr>
-          <w:rFonts w:ascii="Consolas" w:hAnsi="Consolas" w:cs="Cambria Math" w:hint="eastAsia"/>
+          <w:rFonts w:ascii="Arial" w:hAnsi="Arial" w:cs="Arial"/>
         </w:rPr>
         <w:t>○</w:t>
       </w:r>
       <w:r>
         <w:rPr>
-          <w:rFonts w:ascii="Consolas" w:hAnsi="Consolas"/>
+          <w:rFonts w:ascii="Arial" w:hAnsi="Arial" w:cs="Arial"/>
         </w:rPr>
         <w:t xml:space="preserve"> MS   </w:t>
       </w:r>
       <w:r>
         <w:rPr>
-          <w:rFonts w:ascii="Consolas" w:hAnsi="Consolas" w:cs="Cambria Math"/>
+          <w:rFonts w:ascii="Arial" w:hAnsi="Arial" w:cs="Arial"/>
         </w:rPr>
         <w:t xml:space="preserve"> </w:t>
       </w:r>
       <w:r>
         <w:rPr>
-          <w:rFonts w:ascii="Consolas" w:hAnsi="Consolas" w:cs="Cambria Math" w:hint="eastAsia"/>
+          <w:rFonts w:ascii="Arial" w:hAnsi="Arial" w:cs="Arial"/>
         </w:rPr>
         <w:t>○</w:t>
       </w:r>
       <w:r>
         <w:rPr>
-          <w:rFonts w:ascii="Consolas" w:hAnsi="Consolas"/>
+          <w:rFonts w:ascii="Arial" w:hAnsi="Arial" w:cs="Arial"/>
         </w:rPr>
         <w:t xml:space="preserve"> MX   </w:t>
       </w:r>
       <w:r>
         <w:rPr>
-          <w:rFonts w:ascii="Consolas" w:hAnsi="Consolas" w:cs="Cambria Math"/>
+          <w:rFonts w:ascii="Arial" w:hAnsi="Arial" w:cs="Arial"/>
         </w:rPr>
         <w:t xml:space="preserve"> </w:t>
       </w:r>
       <w:r>
         <w:rPr>
-          <w:rFonts w:ascii="Consolas" w:hAnsi="Consolas" w:cs="Cambria Math" w:hint="eastAsia"/>
+          <w:rFonts w:ascii="Arial" w:hAnsi="Arial" w:cs="Arial"/>
         </w:rPr>
         <w:t>○</w:t>
       </w:r>
       <w:r>
         <w:rPr>
-          <w:rFonts w:ascii="Consolas" w:hAnsi="Consolas"/>
+          <w:rFonts w:ascii="Arial" w:hAnsi="Arial" w:cs="Arial"/>
         </w:rPr>
         <w:t xml:space="preserve"> Q</w:t>
       </w:r>
       <w:r>
         <w:rPr>
-          <w:rFonts w:ascii="Consolas" w:hAnsi="Consolas"/>
+          <w:rFonts w:ascii="Arial" w:hAnsi="Arial" w:cs="Arial"/>
         </w:rPr>
         <w:t xml:space="preserve">   </w:t>
       </w:r>
@@ -616,55 +1299,55 @@
     <w:p>
       <w:pPr>
         <w:rPr>
-          <w:rFonts w:ascii="Consolas" w:hAnsi="Consolas"/>
-        </w:rPr>
-      </w:pPr>
-    </w:p>
-    <w:p>
-      <w:pPr>
-        <w:rPr>
-          <w:rFonts w:ascii="Consolas" w:hAnsi="Consolas"/>
-        </w:rPr>
-      </w:pPr>
-      <w:r>
-        <w:rPr>
-          <w:rFonts w:ascii="Consolas" w:hAnsi="Consolas"/>
+          <w:rFonts w:ascii="Arial" w:hAnsi="Arial" w:cs="Arial"/>
+        </w:rPr>
+      </w:pPr>
+    </w:p>
+    <w:p>
+      <w:pPr>
+        <w:rPr>
+          <w:rFonts w:ascii="Arial" w:hAnsi="Arial" w:cs="Arial"/>
+        </w:rPr>
+      </w:pPr>
+      <w:r>
+        <w:rPr>
+          <w:rFonts w:ascii="Arial" w:hAnsi="Arial" w:cs="Arial"/>
         </w:rPr>
         <w:t xml:space="preserve">Or </w:t>
       </w:r>
       <w:r>
         <w:rPr>
-          <w:rFonts w:ascii="Consolas" w:hAnsi="Consolas"/>
+          <w:rFonts w:ascii="Arial" w:hAnsi="Arial" w:cs="Arial"/>
         </w:rPr>
         <w:t>another</w:t>
       </w:r>
       <w:r>
         <w:rPr>
-          <w:rFonts w:ascii="Consolas" w:hAnsi="Consolas"/>
+          <w:rFonts w:ascii="Arial" w:hAnsi="Arial" w:cs="Arial"/>
         </w:rPr>
         <w:t xml:space="preserve"> prefix here:</w:t>
       </w:r>
       <w:r>
         <w:rPr>
-          <w:rFonts w:ascii="Consolas" w:hAnsi="Consolas"/>
+          <w:rFonts w:ascii="Arial" w:hAnsi="Arial" w:cs="Arial"/>
         </w:rPr>
         <w:t xml:space="preserve">    </w:t>
       </w:r>
       <w:r>
         <w:rPr>
-          <w:rFonts w:ascii="Consolas" w:hAnsi="Consolas" w:cs="Cambria Math"/>
+          <w:rFonts w:ascii="Arial" w:hAnsi="Arial" w:cs="Arial"/>
         </w:rPr>
         <w:t xml:space="preserve"> </w:t>
       </w:r>
       <w:r>
         <w:rPr>
-          <w:rFonts w:ascii="Consolas" w:hAnsi="Consolas" w:cs="Cambria Math" w:hint="eastAsia"/>
+          <w:rFonts w:ascii="Arial" w:hAnsi="Arial" w:cs="Arial"/>
         </w:rPr>
         <w:t>○</w:t>
       </w:r>
       <w:r>
         <w:rPr>
-          <w:rFonts w:ascii="Consolas" w:hAnsi="Consolas"/>
+          <w:rFonts w:ascii="Arial" w:hAnsi="Arial" w:cs="Arial"/>
         </w:rPr>
         <w:t xml:space="preserve"> ____________</w:t>
       </w:r>
@@ -672,7 +1355,7 @@
     <w:p>
       <w:pPr>
         <w:rPr>
-          <w:rFonts w:ascii="Consolas" w:hAnsi="Consolas"/>
+          <w:rFonts w:ascii="Arial" w:hAnsi="Arial" w:cs="Arial"/>
           <w:i/>
           <w:iCs/>
           <w:sz w:val="20"/>
@@ -683,7 +1366,7 @@
     <w:p>
       <w:pPr>
         <w:rPr>
-          <w:rFonts w:ascii="Consolas" w:hAnsi="Consolas"/>
+          <w:rFonts w:ascii="Arial" w:hAnsi="Arial" w:cs="Arial"/>
           <w:i/>
           <w:iCs/>
           <w:sz w:val="20"/>
@@ -692,7 +1375,7 @@
       </w:pPr>
       <w:r>
         <w:rPr>
-          <w:rFonts w:ascii="Consolas" w:hAnsi="Consolas"/>
+          <w:rFonts w:ascii="Arial" w:hAnsi="Arial" w:cs="Arial"/>
           <w:i/>
           <w:iCs/>
           <w:sz w:val="20"/>
@@ -702,7 +1385,7 @@
       </w:r>
       <w:r>
         <w:rPr>
-          <w:rFonts w:ascii="Consolas" w:hAnsi="Consolas"/>
+          <w:rFonts w:ascii="Arial" w:hAnsi="Arial" w:cs="Arial"/>
           <w:i/>
           <w:iCs/>
           <w:sz w:val="20"/>
@@ -712,7 +1395,7 @@
       </w:r>
       <w:r>
         <w:rPr>
-          <w:rFonts w:ascii="Consolas" w:hAnsi="Consolas"/>
+          <w:rFonts w:ascii="Arial" w:hAnsi="Arial" w:cs="Arial"/>
           <w:i/>
           <w:iCs/>
           <w:sz w:val="20"/>
@@ -722,7 +1405,7 @@
       </w:r>
       <w:r>
         <w:rPr>
-          <w:rFonts w:ascii="Consolas" w:hAnsi="Consolas"/>
+          <w:rFonts w:ascii="Arial" w:hAnsi="Arial" w:cs="Arial"/>
           <w:i/>
           <w:iCs/>
           <w:sz w:val="20"/>
@@ -734,14 +1417,14 @@
     <w:p>
       <w:pPr>
         <w:rPr>
-          <w:rFonts w:ascii="Consolas" w:hAnsi="Consolas"/>
-        </w:rPr>
-      </w:pPr>
-    </w:p>
-    <w:p>
-      <w:pPr>
-        <w:rPr>
-          <w:rFonts w:ascii="Consolas" w:hAnsi="Consolas"/>
+          <w:rFonts w:ascii="Arial" w:hAnsi="Arial" w:cs="Arial"/>
+        </w:rPr>
+      </w:pPr>
+    </w:p>
+    <w:p>
+      <w:pPr>
+        <w:rPr>
+          <w:rFonts w:ascii="Arial" w:hAnsi="Arial" w:cs="Arial"/>
           <w:i/>
           <w:iCs/>
           <w:sz w:val="20"/>
@@ -750,34 +1433,94 @@
       </w:pPr>
       <w:r>
         <w:rPr>
-          <w:rFonts w:ascii="Consolas" w:hAnsi="Consolas"/>
+          <w:rFonts w:ascii="Arial" w:hAnsi="Arial" w:cs="Arial"/>
+        </w:rPr>
+        <w:t xml:space="preserve">Relationship Status (single, dating, married, </w:t>
+      </w:r>
+      <w:proofErr w:type="spellStart"/>
+      <w:r>
+        <w:rPr>
+          <w:rFonts w:ascii="Arial" w:hAnsi="Arial" w:cs="Arial"/>
+        </w:rPr>
+        <w:t>etc</w:t>
+      </w:r>
+      <w:proofErr w:type="spellEnd"/>
+      <w:r>
+        <w:rPr>
+          <w:rFonts w:ascii="Arial" w:hAnsi="Arial" w:cs="Arial"/>
+        </w:rPr>
+        <w:t>):</w:t>
+      </w:r>
+    </w:p>
+    <w:p>
+      <w:pPr>
+        <w:rPr>
+          <w:rFonts w:ascii="Arial" w:hAnsi="Arial" w:cs="Arial"/>
+        </w:rPr>
+      </w:pPr>
+    </w:p>
+    <w:p>
+      <w:pPr>
+        <w:rPr>
+          <w:rFonts w:ascii="Arial" w:hAnsi="Arial" w:cs="Arial"/>
+        </w:rPr>
+      </w:pPr>
+      <w:r>
+        <w:rPr>
+          <w:rFonts w:ascii="Arial" w:hAnsi="Arial" w:cs="Arial"/>
+        </w:rPr>
+        <w:t xml:space="preserve">                                                                          </w:t>
+      </w:r>
+      <w:r>
+        <w:rPr>
+          <w:rFonts w:ascii="Arial" w:hAnsi="Arial" w:cs="Arial"/>
+        </w:rPr>
+        <w:br/>
+      </w:r>
+    </w:p>
+    <w:p>
+      <w:pPr>
+        <w:rPr>
+          <w:rFonts w:ascii="Arial" w:hAnsi="Arial" w:cs="Arial"/>
+        </w:rPr>
+      </w:pPr>
+    </w:p>
+    <w:p>
+      <w:pPr>
+        <w:rPr>
+          <w:rFonts w:ascii="Arial" w:hAnsi="Arial" w:cs="Arial"/>
+        </w:rPr>
+      </w:pPr>
+      <w:r>
+        <w:rPr>
+          <w:rFonts w:ascii="Arial" w:hAnsi="Arial" w:cs="Arial"/>
+        </w:rPr>
+        <w:t xml:space="preserve">Leather/Fetish Club Affiliations: </w:t>
+      </w:r>
+    </w:p>
+    <w:p>
+      <w:pPr>
+        <w:rPr>
+          <w:rFonts w:ascii="Arial" w:hAnsi="Arial" w:cs="Arial"/>
+        </w:rPr>
+      </w:pPr>
+    </w:p>
+    <w:p>
+      <w:pPr>
+        <w:rPr>
+          <w:rFonts w:ascii="Arial" w:hAnsi="Arial" w:cs="Arial"/>
+        </w:rPr>
+      </w:pPr>
+      <w:r>
+        <w:rPr>
+          <w:rFonts w:ascii="Arial" w:hAnsi="Arial" w:cs="Arial"/>
         </w:rPr>
         <w:lastRenderedPageBreak/>
-        <w:t>Relationship Status (single, dating, married, etc):</w:t>
-      </w:r>
-    </w:p>
-    <w:p>
-      <w:pPr>
-        <w:rPr>
-          <w:rFonts w:ascii="Consolas" w:hAnsi="Consolas"/>
-        </w:rPr>
-      </w:pPr>
-    </w:p>
-    <w:p>
-      <w:pPr>
-        <w:rPr>
-          <w:rFonts w:ascii="Consolas" w:hAnsi="Consolas"/>
-        </w:rPr>
-      </w:pPr>
-      <w:r>
-        <w:rPr>
-          <w:rFonts w:ascii="Consolas" w:hAnsi="Consolas"/>
-        </w:rPr>
         <w:t xml:space="preserve">                                                                          </w:t>
       </w:r>
       <w:r>
         <w:rPr>
-          <w:rFonts w:ascii="Consolas" w:hAnsi="Consolas"/>
+          <w:rFonts w:ascii="Arial" w:hAnsi="Arial" w:cs="Arial"/>
         </w:rPr>
         <w:br/>
       </w:r>
@@ -785,45 +1528,18 @@
     <w:p>
       <w:pPr>
         <w:rPr>
-          <w:rFonts w:ascii="Consolas" w:hAnsi="Consolas"/>
-        </w:rPr>
-      </w:pPr>
-    </w:p>
-    <w:p>
-      <w:pPr>
-        <w:rPr>
-          <w:rFonts w:ascii="Consolas" w:hAnsi="Consolas"/>
-        </w:rPr>
-      </w:pPr>
-      <w:r>
-        <w:rPr>
-          <w:rFonts w:ascii="Consolas" w:hAnsi="Consolas"/>
-        </w:rPr>
-        <w:t xml:space="preserve">Leather/Fetish Club Affiliations: </w:t>
-      </w:r>
-    </w:p>
-    <w:p>
-      <w:pPr>
-        <w:rPr>
-          <w:rFonts w:ascii="Consolas" w:hAnsi="Consolas"/>
-        </w:rPr>
-      </w:pPr>
-    </w:p>
-    <w:p>
-      <w:pPr>
-        <w:rPr>
-          <w:rFonts w:ascii="Consolas" w:hAnsi="Consolas"/>
-        </w:rPr>
-      </w:pPr>
-      <w:r>
-        <w:rPr>
-          <w:rFonts w:ascii="Consolas" w:hAnsi="Consolas"/>
+          <w:rFonts w:ascii="Arial" w:hAnsi="Arial" w:cs="Arial"/>
+        </w:rPr>
+      </w:pPr>
+      <w:r>
+        <w:rPr>
+          <w:rFonts w:ascii="Arial" w:hAnsi="Arial" w:cs="Arial"/>
         </w:rPr>
         <w:t xml:space="preserve">                                                                          </w:t>
       </w:r>
       <w:r>
         <w:rPr>
-          <w:rFonts w:ascii="Consolas" w:hAnsi="Consolas"/>
+          <w:rFonts w:ascii="Arial" w:hAnsi="Arial" w:cs="Arial"/>
         </w:rPr>
         <w:br/>
       </w:r>
@@ -831,18 +1547,18 @@
     <w:p>
       <w:pPr>
         <w:rPr>
-          <w:rFonts w:ascii="Consolas" w:hAnsi="Consolas"/>
-        </w:rPr>
-      </w:pPr>
-      <w:r>
-        <w:rPr>
-          <w:rFonts w:ascii="Consolas" w:hAnsi="Consolas"/>
+          <w:rFonts w:ascii="Arial" w:hAnsi="Arial" w:cs="Arial"/>
+        </w:rPr>
+      </w:pPr>
+      <w:r>
+        <w:rPr>
+          <w:rFonts w:ascii="Arial" w:hAnsi="Arial" w:cs="Arial"/>
         </w:rPr>
         <w:t xml:space="preserve">                                                                          </w:t>
       </w:r>
       <w:r>
         <w:rPr>
-          <w:rFonts w:ascii="Consolas" w:hAnsi="Consolas"/>
+          <w:rFonts w:ascii="Arial" w:hAnsi="Arial" w:cs="Arial"/>
         </w:rPr>
         <w:br/>
       </w:r>
@@ -850,75 +1566,114 @@
     <w:p>
       <w:pPr>
         <w:rPr>
-          <w:rFonts w:ascii="Consolas" w:hAnsi="Consolas"/>
-        </w:rPr>
-      </w:pPr>
-      <w:r>
-        <w:rPr>
-          <w:rFonts w:ascii="Consolas" w:hAnsi="Consolas"/>
+          <w:rFonts w:ascii="Arial" w:hAnsi="Arial" w:cs="Arial"/>
+        </w:rPr>
+      </w:pPr>
+      <w:r>
+        <w:rPr>
+          <w:rFonts w:ascii="Arial" w:hAnsi="Arial" w:cs="Arial"/>
+        </w:rPr>
+        <w:t>Leather/ Fetish Interests:</w:t>
+      </w:r>
+    </w:p>
+    <w:p>
+      <w:pPr>
+        <w:rPr>
+          <w:rFonts w:ascii="Arial" w:hAnsi="Arial" w:cs="Arial"/>
+        </w:rPr>
+      </w:pPr>
+    </w:p>
+    <w:p>
+      <w:pPr>
+        <w:rPr>
+          <w:rFonts w:ascii="Arial" w:hAnsi="Arial" w:cs="Arial"/>
+        </w:rPr>
+      </w:pPr>
+      <w:r>
+        <w:rPr>
+          <w:rFonts w:ascii="Arial" w:hAnsi="Arial" w:cs="Arial"/>
         </w:rPr>
         <w:t xml:space="preserve">                                                                          </w:t>
       </w:r>
       <w:r>
         <w:rPr>
-          <w:rFonts w:ascii="Consolas" w:hAnsi="Consolas"/>
+          <w:rFonts w:ascii="Arial" w:hAnsi="Arial" w:cs="Arial"/>
         </w:rPr>
         <w:br/>
       </w:r>
-    </w:p>
-    <w:p>
-      <w:pPr>
-        <w:rPr>
-          <w:rFonts w:ascii="Consolas" w:hAnsi="Consolas"/>
-        </w:rPr>
-      </w:pPr>
-      <w:r>
-        <w:rPr>
-          <w:rFonts w:ascii="Consolas" w:hAnsi="Consolas"/>
-        </w:rPr>
-        <w:t>Leather/ Fetish Interests:</w:t>
-      </w:r>
-    </w:p>
-    <w:p>
-      <w:pPr>
-        <w:rPr>
-          <w:rFonts w:ascii="Consolas" w:hAnsi="Consolas"/>
-        </w:rPr>
-      </w:pPr>
-    </w:p>
-    <w:p>
-      <w:pPr>
-        <w:rPr>
-          <w:rFonts w:ascii="Consolas" w:hAnsi="Consolas"/>
-        </w:rPr>
-      </w:pPr>
-      <w:r>
-        <w:rPr>
-          <w:rFonts w:ascii="Consolas" w:hAnsi="Consolas"/>
+      <w:r>
+        <w:rPr>
+          <w:rFonts w:ascii="Arial" w:hAnsi="Arial" w:cs="Arial"/>
+        </w:rPr>
+        <w:br/>
+      </w:r>
+      <w:r>
+        <w:rPr>
+          <w:rFonts w:ascii="Arial" w:hAnsi="Arial" w:cs="Arial"/>
         </w:rPr>
         <w:t xml:space="preserve">                                                                          </w:t>
       </w:r>
       <w:r>
         <w:rPr>
-          <w:rFonts w:ascii="Consolas" w:hAnsi="Consolas"/>
+          <w:rFonts w:ascii="Arial" w:hAnsi="Arial" w:cs="Arial"/>
         </w:rPr>
         <w:br/>
       </w:r>
-      <w:r>
-        <w:rPr>
-          <w:rFonts w:ascii="Consolas" w:hAnsi="Consolas"/>
+    </w:p>
+    <w:p>
+      <w:pPr>
+        <w:rPr>
+          <w:rFonts w:ascii="Arial" w:hAnsi="Arial" w:cs="Arial"/>
+        </w:rPr>
+      </w:pPr>
+      <w:r>
+        <w:rPr>
+          <w:rFonts w:ascii="Arial" w:hAnsi="Arial" w:cs="Arial"/>
+        </w:rPr>
+        <w:t xml:space="preserve">                                                                          </w:t>
+      </w:r>
+      <w:r>
+        <w:rPr>
+          <w:rFonts w:ascii="Arial" w:hAnsi="Arial" w:cs="Arial"/>
         </w:rPr>
         <w:br/>
       </w:r>
-      <w:r>
-        <w:rPr>
-          <w:rFonts w:ascii="Consolas" w:hAnsi="Consolas"/>
+    </w:p>
+    <w:p>
+      <w:pPr>
+        <w:rPr>
+          <w:rFonts w:ascii="Arial" w:hAnsi="Arial" w:cs="Arial"/>
+        </w:rPr>
+      </w:pPr>
+      <w:r>
+        <w:rPr>
+          <w:rFonts w:ascii="Arial" w:hAnsi="Arial" w:cs="Arial"/>
+        </w:rPr>
+        <w:t xml:space="preserve">Previous Leather/Fetish Titles: </w:t>
+      </w:r>
+    </w:p>
+    <w:p>
+      <w:pPr>
+        <w:rPr>
+          <w:rFonts w:ascii="Arial" w:hAnsi="Arial" w:cs="Arial"/>
+        </w:rPr>
+      </w:pPr>
+    </w:p>
+    <w:p>
+      <w:pPr>
+        <w:rPr>
+          <w:rFonts w:ascii="Arial" w:hAnsi="Arial" w:cs="Arial"/>
+        </w:rPr>
+      </w:pPr>
+      <w:r>
+        <w:rPr>
+          <w:rFonts w:ascii="Arial" w:hAnsi="Arial" w:cs="Arial"/>
         </w:rPr>
         <w:t xml:space="preserve">                                                                          </w:t>
       </w:r>
       <w:r>
         <w:rPr>
-          <w:rFonts w:ascii="Consolas" w:hAnsi="Consolas"/>
+          <w:rFonts w:ascii="Arial" w:hAnsi="Arial" w:cs="Arial"/>
         </w:rPr>
         <w:br/>
       </w:r>
@@ -926,18 +1681,18 @@
     <w:p>
       <w:pPr>
         <w:rPr>
-          <w:rFonts w:ascii="Consolas" w:hAnsi="Consolas"/>
-        </w:rPr>
-      </w:pPr>
-      <w:r>
-        <w:rPr>
-          <w:rFonts w:ascii="Consolas" w:hAnsi="Consolas"/>
+          <w:rFonts w:ascii="Arial" w:hAnsi="Arial" w:cs="Arial"/>
+        </w:rPr>
+      </w:pPr>
+      <w:r>
+        <w:rPr>
+          <w:rFonts w:ascii="Arial" w:hAnsi="Arial" w:cs="Arial"/>
         </w:rPr>
         <w:t xml:space="preserve">                                                                          </w:t>
       </w:r>
       <w:r>
         <w:rPr>
-          <w:rFonts w:ascii="Consolas" w:hAnsi="Consolas"/>
+          <w:rFonts w:ascii="Arial" w:hAnsi="Arial" w:cs="Arial"/>
         </w:rPr>
         <w:br/>
       </w:r>
@@ -945,57 +1700,56 @@
     <w:p>
       <w:pPr>
         <w:rPr>
-          <w:rFonts w:ascii="Consolas" w:hAnsi="Consolas"/>
-        </w:rPr>
-      </w:pPr>
-      <w:r>
-        <w:rPr>
-          <w:rFonts w:ascii="Consolas" w:hAnsi="Consolas"/>
-        </w:rPr>
-        <w:t xml:space="preserve">Previous Leather/Fetish Titles: </w:t>
-      </w:r>
-    </w:p>
-    <w:p>
-      <w:pPr>
-        <w:rPr>
-          <w:rFonts w:ascii="Consolas" w:hAnsi="Consolas"/>
-        </w:rPr>
-      </w:pPr>
-    </w:p>
-    <w:p>
-      <w:pPr>
-        <w:rPr>
-          <w:rFonts w:ascii="Consolas" w:hAnsi="Consolas"/>
-        </w:rPr>
-      </w:pPr>
-      <w:r>
-        <w:rPr>
-          <w:rFonts w:ascii="Consolas" w:hAnsi="Consolas"/>
+          <w:rFonts w:ascii="Arial" w:hAnsi="Arial" w:cs="Arial"/>
+        </w:rPr>
+      </w:pPr>
+      <w:r>
+        <w:rPr>
+          <w:rFonts w:ascii="Arial" w:hAnsi="Arial" w:cs="Arial"/>
+        </w:rPr>
+        <w:t>Other Activities:</w:t>
+      </w:r>
+    </w:p>
+    <w:p>
+      <w:pPr>
+        <w:rPr>
+          <w:rFonts w:ascii="Arial" w:hAnsi="Arial" w:cs="Arial"/>
+        </w:rPr>
+      </w:pPr>
+    </w:p>
+    <w:p>
+      <w:pPr>
+        <w:rPr>
+          <w:rFonts w:ascii="Arial" w:hAnsi="Arial" w:cs="Arial"/>
+        </w:rPr>
+      </w:pPr>
+      <w:r>
+        <w:rPr>
+          <w:rFonts w:ascii="Arial" w:hAnsi="Arial" w:cs="Arial"/>
         </w:rPr>
         <w:t xml:space="preserve">                                                                          </w:t>
       </w:r>
       <w:r>
         <w:rPr>
-          <w:rFonts w:ascii="Consolas" w:hAnsi="Consolas"/>
+          <w:rFonts w:ascii="Arial" w:hAnsi="Arial" w:cs="Arial"/>
         </w:rPr>
         <w:br/>
       </w:r>
-    </w:p>
-    <w:p>
-      <w:pPr>
-        <w:rPr>
-          <w:rFonts w:ascii="Consolas" w:hAnsi="Consolas"/>
-        </w:rPr>
-      </w:pPr>
-      <w:r>
-        <w:rPr>
-          <w:rFonts w:ascii="Consolas" w:hAnsi="Consolas"/>
+      <w:r>
+        <w:rPr>
+          <w:rFonts w:ascii="Arial" w:hAnsi="Arial" w:cs="Arial"/>
+        </w:rPr>
+        <w:br/>
+      </w:r>
+      <w:r>
+        <w:rPr>
+          <w:rFonts w:ascii="Arial" w:hAnsi="Arial" w:cs="Arial"/>
         </w:rPr>
         <w:t xml:space="preserve">                                                                          </w:t>
       </w:r>
       <w:r>
         <w:rPr>
-          <w:rFonts w:ascii="Consolas" w:hAnsi="Consolas"/>
+          <w:rFonts w:ascii="Arial" w:hAnsi="Arial" w:cs="Arial"/>
         </w:rPr>
         <w:br/>
       </w:r>
@@ -1003,56 +1757,87 @@
     <w:p>
       <w:pPr>
         <w:rPr>
-          <w:rFonts w:ascii="Consolas" w:hAnsi="Consolas"/>
-        </w:rPr>
-      </w:pPr>
-      <w:r>
-        <w:rPr>
-          <w:rFonts w:ascii="Consolas" w:hAnsi="Consolas"/>
-        </w:rPr>
-        <w:t>Other Activities:</w:t>
-      </w:r>
-    </w:p>
-    <w:p>
-      <w:pPr>
-        <w:rPr>
-          <w:rFonts w:ascii="Consolas" w:hAnsi="Consolas"/>
-        </w:rPr>
-      </w:pPr>
-    </w:p>
-    <w:p>
-      <w:pPr>
-        <w:rPr>
-          <w:rFonts w:ascii="Consolas" w:hAnsi="Consolas"/>
-        </w:rPr>
-      </w:pPr>
-      <w:r>
-        <w:rPr>
-          <w:rFonts w:ascii="Consolas" w:hAnsi="Consolas"/>
+          <w:rFonts w:ascii="Arial" w:hAnsi="Arial" w:cs="Arial"/>
+        </w:rPr>
+      </w:pPr>
+      <w:r>
+        <w:rPr>
+          <w:rFonts w:ascii="Arial" w:hAnsi="Arial" w:cs="Arial"/>
         </w:rPr>
         <w:t xml:space="preserve">                                                                          </w:t>
       </w:r>
       <w:r>
         <w:rPr>
-          <w:rFonts w:ascii="Consolas" w:hAnsi="Consolas"/>
+          <w:rFonts w:ascii="Arial" w:hAnsi="Arial" w:cs="Arial"/>
         </w:rPr>
         <w:br/>
       </w:r>
-      <w:r>
-        <w:rPr>
-          <w:rFonts w:ascii="Consolas" w:hAnsi="Consolas"/>
+    </w:p>
+    <w:p>
+      <w:pPr>
+        <w:rPr>
+          <w:rFonts w:ascii="Arial" w:hAnsi="Arial" w:cs="Arial"/>
+        </w:rPr>
+      </w:pPr>
+      <w:r>
+        <w:rPr>
+          <w:rFonts w:ascii="Arial" w:hAnsi="Arial" w:cs="Arial"/>
+        </w:rPr>
+        <w:t xml:space="preserve">Why do you want to become </w:t>
+      </w:r>
+      <w:r>
+        <w:rPr>
+          <w:rFonts w:ascii="Arial" w:hAnsi="Arial" w:cs="Arial"/>
+        </w:rPr>
+        <w:t>the FLAG Titleholder</w:t>
+      </w:r>
+      <w:r>
+        <w:rPr>
+          <w:rFonts w:ascii="Arial" w:hAnsi="Arial" w:cs="Arial"/>
+        </w:rPr>
+        <w:t>?</w:t>
+      </w:r>
+    </w:p>
+    <w:p>
+      <w:pPr>
+        <w:rPr>
+          <w:rFonts w:ascii="Arial" w:hAnsi="Arial" w:cs="Arial"/>
+        </w:rPr>
+      </w:pPr>
+    </w:p>
+    <w:p>
+      <w:pPr>
+        <w:rPr>
+          <w:rFonts w:ascii="Arial" w:hAnsi="Arial" w:cs="Arial"/>
+        </w:rPr>
+      </w:pPr>
+      <w:r>
+        <w:rPr>
+          <w:rFonts w:ascii="Arial" w:hAnsi="Arial" w:cs="Arial"/>
+        </w:rPr>
+        <w:t xml:space="preserve">                                                                          </w:t>
+      </w:r>
+      <w:r>
+        <w:rPr>
+          <w:rFonts w:ascii="Arial" w:hAnsi="Arial" w:cs="Arial"/>
         </w:rPr>
         <w:br/>
       </w:r>
       <w:r>
         <w:rPr>
-          <w:rFonts w:ascii="Consolas" w:hAnsi="Consolas"/>
+          <w:rFonts w:ascii="Arial" w:hAnsi="Arial" w:cs="Arial"/>
+        </w:rPr>
+        <w:br/>
+      </w:r>
+      <w:r>
+        <w:rPr>
+          <w:rFonts w:ascii="Arial" w:hAnsi="Arial" w:cs="Arial"/>
         </w:rPr>
         <w:t xml:space="preserve">                                                                          </w:t>
       </w:r>
       <w:r>
         <w:rPr>
-          <w:rFonts w:ascii="Consolas" w:hAnsi="Consolas"/>
+          <w:rFonts w:ascii="Arial" w:hAnsi="Arial" w:cs="Arial"/>
         </w:rPr>
         <w:br/>
       </w:r>
@@ -1060,18 +1845,18 @@
     <w:p>
       <w:pPr>
         <w:rPr>
-          <w:rFonts w:ascii="Consolas" w:hAnsi="Consolas"/>
-        </w:rPr>
-      </w:pPr>
-      <w:r>
-        <w:rPr>
-          <w:rFonts w:ascii="Consolas" w:hAnsi="Consolas"/>
+          <w:rFonts w:ascii="Arial" w:hAnsi="Arial" w:cs="Arial"/>
+        </w:rPr>
+      </w:pPr>
+      <w:r>
+        <w:rPr>
+          <w:rFonts w:ascii="Arial" w:hAnsi="Arial" w:cs="Arial"/>
         </w:rPr>
         <w:t xml:space="preserve">                                                                          </w:t>
       </w:r>
       <w:r>
         <w:rPr>
-          <w:rFonts w:ascii="Consolas" w:hAnsi="Consolas"/>
+          <w:rFonts w:ascii="Arial" w:hAnsi="Arial" w:cs="Arial"/>
         </w:rPr>
         <w:br/>
       </w:r>
@@ -1079,68 +1864,43 @@
     <w:p>
       <w:pPr>
         <w:rPr>
-          <w:rFonts w:ascii="Consolas" w:hAnsi="Consolas"/>
-        </w:rPr>
-      </w:pPr>
-      <w:r>
-        <w:rPr>
-          <w:rFonts w:ascii="Consolas" w:hAnsi="Consolas"/>
-        </w:rPr>
-        <w:t xml:space="preserve">Why do you want to become </w:t>
-      </w:r>
-      <w:r>
-        <w:rPr>
-          <w:rFonts w:ascii="Consolas" w:hAnsi="Consolas"/>
-        </w:rPr>
-        <w:t>the FLAG Titleholder</w:t>
-      </w:r>
-      <w:r>
-        <w:rPr>
-          <w:rFonts w:ascii="Consolas" w:hAnsi="Consolas"/>
-        </w:rPr>
-        <w:t>?</w:t>
-      </w:r>
-    </w:p>
-    <w:p>
-      <w:pPr>
-        <w:rPr>
-          <w:rFonts w:ascii="Consolas" w:hAnsi="Consolas"/>
-        </w:rPr>
-      </w:pPr>
-    </w:p>
-    <w:p>
-      <w:pPr>
-        <w:rPr>
-          <w:rFonts w:ascii="Consolas" w:hAnsi="Consolas"/>
-        </w:rPr>
-      </w:pPr>
-      <w:r>
-        <w:rPr>
-          <w:rFonts w:ascii="Consolas" w:hAnsi="Consolas"/>
+          <w:rFonts w:ascii="Arial" w:hAnsi="Arial" w:cs="Arial"/>
+        </w:rPr>
+      </w:pPr>
+      <w:r>
+        <w:rPr>
+          <w:rFonts w:ascii="Arial" w:hAnsi="Arial" w:cs="Arial"/>
         </w:rPr>
         <w:t xml:space="preserve">                                                                          </w:t>
       </w:r>
       <w:r>
         <w:rPr>
-          <w:rFonts w:ascii="Consolas" w:hAnsi="Consolas"/>
+          <w:rFonts w:ascii="Arial" w:hAnsi="Arial" w:cs="Arial"/>
         </w:rPr>
         <w:br/>
       </w:r>
-      <w:r>
-        <w:rPr>
-          <w:rFonts w:ascii="Consolas" w:hAnsi="Consolas"/>
+    </w:p>
+    <w:p>
+      <w:pPr>
+        <w:rPr>
+          <w:rFonts w:ascii="Arial" w:hAnsi="Arial" w:cs="Arial"/>
+        </w:rPr>
+      </w:pPr>
+      <w:r>
+        <w:rPr>
+          <w:rFonts w:ascii="Arial" w:hAnsi="Arial" w:cs="Arial"/>
+        </w:rPr>
+        <w:t xml:space="preserve">                                                                          </w:t>
+      </w:r>
+      <w:r>
+        <w:rPr>
+          <w:rFonts w:ascii="Arial" w:hAnsi="Arial" w:cs="Arial"/>
         </w:rPr>
         <w:br/>
       </w:r>
       <w:r>
         <w:rPr>
-          <w:rFonts w:ascii="Consolas" w:hAnsi="Consolas"/>
-        </w:rPr>
-        <w:t xml:space="preserve">                                                                          </w:t>
-      </w:r>
-      <w:r>
-        <w:rPr>
-          <w:rFonts w:ascii="Consolas" w:hAnsi="Consolas"/>
+          <w:rFonts w:ascii="Arial" w:hAnsi="Arial" w:cs="Arial"/>
         </w:rPr>
         <w:br/>
       </w:r>
@@ -1148,95 +1908,32 @@
     <w:p>
       <w:pPr>
         <w:rPr>
-          <w:rFonts w:ascii="Consolas" w:hAnsi="Consolas"/>
-        </w:rPr>
-      </w:pPr>
-      <w:r>
-        <w:rPr>
-          <w:rFonts w:ascii="Consolas" w:hAnsi="Consolas"/>
-        </w:rPr>
-        <w:t xml:space="preserve">                                                                          </w:t>
-      </w:r>
-      <w:r>
-        <w:rPr>
-          <w:rFonts w:ascii="Consolas" w:hAnsi="Consolas"/>
-        </w:rPr>
-        <w:br/>
-      </w:r>
-    </w:p>
-    <w:p>
-      <w:pPr>
-        <w:rPr>
-          <w:rFonts w:ascii="Consolas" w:hAnsi="Consolas"/>
-        </w:rPr>
-      </w:pPr>
-      <w:r>
-        <w:rPr>
-          <w:rFonts w:ascii="Consolas" w:hAnsi="Consolas"/>
-        </w:rPr>
-        <w:t xml:space="preserve">                                                                          </w:t>
-      </w:r>
-      <w:r>
-        <w:rPr>
-          <w:rFonts w:ascii="Consolas" w:hAnsi="Consolas"/>
-        </w:rPr>
-        <w:br/>
-      </w:r>
-    </w:p>
-    <w:p>
-      <w:pPr>
-        <w:rPr>
-          <w:rFonts w:ascii="Consolas" w:hAnsi="Consolas"/>
-        </w:rPr>
-      </w:pPr>
-      <w:r>
-        <w:rPr>
-          <w:rFonts w:ascii="Consolas" w:hAnsi="Consolas"/>
-        </w:rPr>
-        <w:t xml:space="preserve">                                                                          </w:t>
-      </w:r>
-      <w:r>
-        <w:rPr>
-          <w:rFonts w:ascii="Consolas" w:hAnsi="Consolas"/>
-        </w:rPr>
-        <w:br/>
-      </w:r>
-      <w:r>
-        <w:rPr>
-          <w:rFonts w:ascii="Consolas" w:hAnsi="Consolas"/>
-        </w:rPr>
-        <w:br/>
-      </w:r>
-    </w:p>
-    <w:p>
-      <w:pPr>
-        <w:rPr>
-          <w:rFonts w:ascii="Consolas" w:hAnsi="Consolas"/>
-        </w:rPr>
-      </w:pPr>
-    </w:p>
-    <w:p>
-      <w:pPr>
-        <w:rPr>
-          <w:rFonts w:ascii="Consolas" w:hAnsi="Consolas"/>
-        </w:rPr>
-      </w:pPr>
-    </w:p>
-    <w:p>
-      <w:pPr>
-        <w:rPr>
-          <w:rFonts w:ascii="Consolas" w:hAnsi="Consolas"/>
-        </w:rPr>
-      </w:pPr>
-      <w:r>
-        <w:rPr>
-          <w:rFonts w:ascii="Consolas" w:hAnsi="Consolas"/>
+          <w:rFonts w:ascii="Arial" w:hAnsi="Arial" w:cs="Arial"/>
+        </w:rPr>
+      </w:pPr>
+    </w:p>
+    <w:p>
+      <w:pPr>
+        <w:rPr>
+          <w:rFonts w:ascii="Arial" w:hAnsi="Arial" w:cs="Arial"/>
+        </w:rPr>
+      </w:pPr>
+    </w:p>
+    <w:p>
+      <w:pPr>
+        <w:rPr>
+          <w:rFonts w:ascii="Arial" w:hAnsi="Arial" w:cs="Arial"/>
+        </w:rPr>
+      </w:pPr>
+      <w:r>
+        <w:rPr>
+          <w:rFonts w:ascii="Arial" w:hAnsi="Arial" w:cs="Arial"/>
         </w:rPr>
         <w:t xml:space="preserve">Please a small biography on the blank space on this page (at least five or six lines) that describes you best and how you would like to be represented. This </w:t>
       </w:r>
       <w:r>
         <w:rPr>
-          <w:rFonts w:ascii="Consolas" w:hAnsi="Consolas"/>
+          <w:rFonts w:ascii="Arial" w:hAnsi="Arial" w:cs="Arial"/>
           <w:i/>
           <w:iCs/>
         </w:rPr>
@@ -1244,7 +1941,7 @@
       </w:r>
       <w:r>
         <w:rPr>
-          <w:rFonts w:ascii="Consolas" w:hAnsi="Consolas"/>
+          <w:rFonts w:ascii="Arial" w:hAnsi="Arial" w:cs="Arial"/>
         </w:rPr>
         <w:t xml:space="preserve"> be read on-stage along with your application information. </w:t>
       </w:r>
@@ -1252,285 +1949,285 @@
     <w:p>
       <w:pPr>
         <w:rPr>
-          <w:rFonts w:ascii="Consolas" w:hAnsi="Consolas"/>
-        </w:rPr>
-      </w:pPr>
-    </w:p>
-    <w:p>
-      <w:pPr>
-        <w:rPr>
-          <w:rFonts w:ascii="Consolas" w:hAnsi="Consolas"/>
-        </w:rPr>
-      </w:pPr>
-    </w:p>
-    <w:p>
-      <w:pPr>
-        <w:rPr>
-          <w:rFonts w:ascii="Consolas" w:hAnsi="Consolas"/>
-        </w:rPr>
-      </w:pPr>
-    </w:p>
-    <w:p>
-      <w:pPr>
-        <w:rPr>
-          <w:rFonts w:ascii="Consolas" w:hAnsi="Consolas"/>
-        </w:rPr>
-      </w:pPr>
-    </w:p>
-    <w:p>
-      <w:pPr>
-        <w:rPr>
-          <w:rFonts w:ascii="Consolas" w:hAnsi="Consolas"/>
-        </w:rPr>
-      </w:pPr>
-    </w:p>
-    <w:p>
-      <w:pPr>
-        <w:rPr>
-          <w:rFonts w:ascii="Consolas" w:hAnsi="Consolas"/>
-        </w:rPr>
-      </w:pPr>
-    </w:p>
-    <w:p>
-      <w:pPr>
-        <w:rPr>
-          <w:rFonts w:ascii="Consolas" w:hAnsi="Consolas"/>
-        </w:rPr>
-      </w:pPr>
-    </w:p>
-    <w:p>
-      <w:pPr>
-        <w:rPr>
-          <w:rFonts w:ascii="Consolas" w:hAnsi="Consolas"/>
-        </w:rPr>
-      </w:pPr>
-    </w:p>
-    <w:p>
-      <w:pPr>
-        <w:rPr>
-          <w:rFonts w:ascii="Consolas" w:hAnsi="Consolas"/>
-        </w:rPr>
-      </w:pPr>
-    </w:p>
-    <w:p>
-      <w:pPr>
-        <w:rPr>
-          <w:rFonts w:ascii="Consolas" w:hAnsi="Consolas"/>
-        </w:rPr>
-      </w:pPr>
-    </w:p>
-    <w:p>
-      <w:pPr>
-        <w:rPr>
-          <w:rFonts w:ascii="Consolas" w:hAnsi="Consolas"/>
-        </w:rPr>
-      </w:pPr>
-    </w:p>
-    <w:p>
-      <w:pPr>
-        <w:rPr>
-          <w:rFonts w:ascii="Consolas" w:hAnsi="Consolas"/>
-        </w:rPr>
-      </w:pPr>
-    </w:p>
-    <w:p>
-      <w:pPr>
-        <w:rPr>
-          <w:rFonts w:ascii="Consolas" w:hAnsi="Consolas"/>
-        </w:rPr>
-      </w:pPr>
-    </w:p>
-    <w:p>
-      <w:pPr>
-        <w:rPr>
-          <w:rFonts w:ascii="Consolas" w:hAnsi="Consolas"/>
-        </w:rPr>
-      </w:pPr>
-    </w:p>
-    <w:p>
-      <w:pPr>
-        <w:rPr>
-          <w:rFonts w:ascii="Consolas" w:hAnsi="Consolas"/>
-        </w:rPr>
-      </w:pPr>
-    </w:p>
-    <w:p>
-      <w:pPr>
-        <w:rPr>
-          <w:rFonts w:ascii="Consolas" w:hAnsi="Consolas"/>
-        </w:rPr>
-      </w:pPr>
-    </w:p>
-    <w:p>
-      <w:pPr>
-        <w:rPr>
-          <w:rFonts w:ascii="Consolas" w:hAnsi="Consolas"/>
-        </w:rPr>
-      </w:pPr>
-    </w:p>
-    <w:p>
-      <w:pPr>
-        <w:rPr>
-          <w:rFonts w:ascii="Consolas" w:hAnsi="Consolas"/>
-        </w:rPr>
-      </w:pPr>
-    </w:p>
-    <w:p>
-      <w:pPr>
-        <w:rPr>
-          <w:rFonts w:ascii="Consolas" w:hAnsi="Consolas"/>
-        </w:rPr>
-      </w:pPr>
-    </w:p>
-    <w:p>
-      <w:pPr>
-        <w:rPr>
-          <w:rFonts w:ascii="Consolas" w:hAnsi="Consolas"/>
-        </w:rPr>
-      </w:pPr>
-    </w:p>
-    <w:p>
-      <w:pPr>
-        <w:rPr>
-          <w:rFonts w:ascii="Consolas" w:hAnsi="Consolas"/>
-        </w:rPr>
-      </w:pPr>
-    </w:p>
-    <w:p>
-      <w:pPr>
-        <w:rPr>
-          <w:rFonts w:ascii="Consolas" w:hAnsi="Consolas"/>
-        </w:rPr>
-      </w:pPr>
-    </w:p>
-    <w:p>
-      <w:pPr>
-        <w:rPr>
-          <w:rFonts w:ascii="Consolas" w:hAnsi="Consolas"/>
-        </w:rPr>
-      </w:pPr>
-    </w:p>
-    <w:p>
-      <w:pPr>
-        <w:rPr>
-          <w:rFonts w:ascii="Consolas" w:hAnsi="Consolas"/>
-        </w:rPr>
-      </w:pPr>
-    </w:p>
-    <w:p>
-      <w:pPr>
-        <w:rPr>
-          <w:rFonts w:ascii="Consolas" w:hAnsi="Consolas"/>
-        </w:rPr>
-      </w:pPr>
-    </w:p>
-    <w:p>
-      <w:pPr>
-        <w:rPr>
-          <w:rFonts w:ascii="Consolas" w:hAnsi="Consolas"/>
-        </w:rPr>
-      </w:pPr>
-    </w:p>
-    <w:p>
-      <w:pPr>
-        <w:rPr>
-          <w:rFonts w:ascii="Consolas" w:hAnsi="Consolas"/>
-        </w:rPr>
-      </w:pPr>
-    </w:p>
-    <w:p>
-      <w:pPr>
-        <w:rPr>
-          <w:rFonts w:ascii="Consolas" w:hAnsi="Consolas"/>
-        </w:rPr>
-      </w:pPr>
-    </w:p>
-    <w:p>
-      <w:pPr>
-        <w:rPr>
-          <w:rFonts w:ascii="Consolas" w:hAnsi="Consolas"/>
-        </w:rPr>
-      </w:pPr>
-    </w:p>
-    <w:p>
-      <w:pPr>
-        <w:rPr>
-          <w:rFonts w:ascii="Consolas" w:hAnsi="Consolas"/>
-        </w:rPr>
-      </w:pPr>
-    </w:p>
-    <w:p>
-      <w:pPr>
-        <w:rPr>
-          <w:rFonts w:ascii="Consolas" w:hAnsi="Consolas"/>
-        </w:rPr>
-      </w:pPr>
-    </w:p>
-    <w:p>
-      <w:pPr>
-        <w:rPr>
-          <w:rFonts w:ascii="Consolas" w:hAnsi="Consolas"/>
-        </w:rPr>
-      </w:pPr>
-    </w:p>
-    <w:p>
-      <w:pPr>
-        <w:rPr>
-          <w:rFonts w:ascii="Consolas" w:hAnsi="Consolas"/>
-        </w:rPr>
-      </w:pPr>
-    </w:p>
-    <w:p>
-      <w:pPr>
-        <w:rPr>
-          <w:rFonts w:ascii="Consolas" w:hAnsi="Consolas"/>
-        </w:rPr>
-      </w:pPr>
-    </w:p>
-    <w:p>
-      <w:pPr>
-        <w:rPr>
-          <w:rFonts w:ascii="Consolas" w:hAnsi="Consolas"/>
-        </w:rPr>
-      </w:pPr>
-    </w:p>
-    <w:p>
-      <w:pPr>
-        <w:rPr>
-          <w:rFonts w:ascii="Consolas" w:hAnsi="Consolas"/>
-        </w:rPr>
-      </w:pPr>
-    </w:p>
-    <w:p>
-      <w:pPr>
-        <w:rPr>
-          <w:rFonts w:ascii="Consolas" w:hAnsi="Consolas"/>
-        </w:rPr>
-      </w:pPr>
-    </w:p>
-    <w:p>
-      <w:pPr>
-        <w:rPr>
-          <w:rFonts w:ascii="Consolas" w:hAnsi="Consolas"/>
-        </w:rPr>
-      </w:pPr>
-    </w:p>
-    <w:p>
-      <w:pPr>
-        <w:rPr>
-          <w:rFonts w:ascii="Consolas" w:hAnsi="Consolas"/>
-        </w:rPr>
-      </w:pPr>
-    </w:p>
-    <w:p>
-      <w:pPr>
-        <w:rPr>
-          <w:rFonts w:ascii="Consolas" w:hAnsi="Consolas"/>
-        </w:rPr>
-      </w:pPr>
-      <w:r>
-        <w:rPr>
-          <w:rFonts w:ascii="Consolas" w:hAnsi="Consolas"/>
+          <w:rFonts w:ascii="Arial" w:hAnsi="Arial" w:cs="Arial"/>
+        </w:rPr>
+      </w:pPr>
+    </w:p>
+    <w:p>
+      <w:pPr>
+        <w:rPr>
+          <w:rFonts w:ascii="Arial" w:hAnsi="Arial" w:cs="Arial"/>
+        </w:rPr>
+      </w:pPr>
+    </w:p>
+    <w:p>
+      <w:pPr>
+        <w:rPr>
+          <w:rFonts w:ascii="Arial" w:hAnsi="Arial" w:cs="Arial"/>
+        </w:rPr>
+      </w:pPr>
+    </w:p>
+    <w:p>
+      <w:pPr>
+        <w:rPr>
+          <w:rFonts w:ascii="Arial" w:hAnsi="Arial" w:cs="Arial"/>
+        </w:rPr>
+      </w:pPr>
+    </w:p>
+    <w:p>
+      <w:pPr>
+        <w:rPr>
+          <w:rFonts w:ascii="Arial" w:hAnsi="Arial" w:cs="Arial"/>
+        </w:rPr>
+      </w:pPr>
+    </w:p>
+    <w:p>
+      <w:pPr>
+        <w:rPr>
+          <w:rFonts w:ascii="Arial" w:hAnsi="Arial" w:cs="Arial"/>
+        </w:rPr>
+      </w:pPr>
+    </w:p>
+    <w:p>
+      <w:pPr>
+        <w:rPr>
+          <w:rFonts w:ascii="Arial" w:hAnsi="Arial" w:cs="Arial"/>
+        </w:rPr>
+      </w:pPr>
+    </w:p>
+    <w:p>
+      <w:pPr>
+        <w:rPr>
+          <w:rFonts w:ascii="Arial" w:hAnsi="Arial" w:cs="Arial"/>
+        </w:rPr>
+      </w:pPr>
+    </w:p>
+    <w:p>
+      <w:pPr>
+        <w:rPr>
+          <w:rFonts w:ascii="Arial" w:hAnsi="Arial" w:cs="Arial"/>
+        </w:rPr>
+      </w:pPr>
+    </w:p>
+    <w:p>
+      <w:pPr>
+        <w:rPr>
+          <w:rFonts w:ascii="Arial" w:hAnsi="Arial" w:cs="Arial"/>
+        </w:rPr>
+      </w:pPr>
+    </w:p>
+    <w:p>
+      <w:pPr>
+        <w:rPr>
+          <w:rFonts w:ascii="Arial" w:hAnsi="Arial" w:cs="Arial"/>
+        </w:rPr>
+      </w:pPr>
+    </w:p>
+    <w:p>
+      <w:pPr>
+        <w:rPr>
+          <w:rFonts w:ascii="Arial" w:hAnsi="Arial" w:cs="Arial"/>
+        </w:rPr>
+      </w:pPr>
+    </w:p>
+    <w:p>
+      <w:pPr>
+        <w:rPr>
+          <w:rFonts w:ascii="Arial" w:hAnsi="Arial" w:cs="Arial"/>
+        </w:rPr>
+      </w:pPr>
+    </w:p>
+    <w:p>
+      <w:pPr>
+        <w:rPr>
+          <w:rFonts w:ascii="Arial" w:hAnsi="Arial" w:cs="Arial"/>
+        </w:rPr>
+      </w:pPr>
+    </w:p>
+    <w:p>
+      <w:pPr>
+        <w:rPr>
+          <w:rFonts w:ascii="Arial" w:hAnsi="Arial" w:cs="Arial"/>
+        </w:rPr>
+      </w:pPr>
+    </w:p>
+    <w:p>
+      <w:pPr>
+        <w:rPr>
+          <w:rFonts w:ascii="Arial" w:hAnsi="Arial" w:cs="Arial"/>
+        </w:rPr>
+      </w:pPr>
+    </w:p>
+    <w:p>
+      <w:pPr>
+        <w:rPr>
+          <w:rFonts w:ascii="Arial" w:hAnsi="Arial" w:cs="Arial"/>
+        </w:rPr>
+      </w:pPr>
+    </w:p>
+    <w:p>
+      <w:pPr>
+        <w:rPr>
+          <w:rFonts w:ascii="Arial" w:hAnsi="Arial" w:cs="Arial"/>
+        </w:rPr>
+      </w:pPr>
+    </w:p>
+    <w:p>
+      <w:pPr>
+        <w:rPr>
+          <w:rFonts w:ascii="Arial" w:hAnsi="Arial" w:cs="Arial"/>
+        </w:rPr>
+      </w:pPr>
+    </w:p>
+    <w:p>
+      <w:pPr>
+        <w:rPr>
+          <w:rFonts w:ascii="Arial" w:hAnsi="Arial" w:cs="Arial"/>
+        </w:rPr>
+      </w:pPr>
+    </w:p>
+    <w:p>
+      <w:pPr>
+        <w:rPr>
+          <w:rFonts w:ascii="Arial" w:hAnsi="Arial" w:cs="Arial"/>
+        </w:rPr>
+      </w:pPr>
+    </w:p>
+    <w:p>
+      <w:pPr>
+        <w:rPr>
+          <w:rFonts w:ascii="Arial" w:hAnsi="Arial" w:cs="Arial"/>
+        </w:rPr>
+      </w:pPr>
+    </w:p>
+    <w:p>
+      <w:pPr>
+        <w:rPr>
+          <w:rFonts w:ascii="Arial" w:hAnsi="Arial" w:cs="Arial"/>
+        </w:rPr>
+      </w:pPr>
+    </w:p>
+    <w:p>
+      <w:pPr>
+        <w:rPr>
+          <w:rFonts w:ascii="Arial" w:hAnsi="Arial" w:cs="Arial"/>
+        </w:rPr>
+      </w:pPr>
+    </w:p>
+    <w:p>
+      <w:pPr>
+        <w:rPr>
+          <w:rFonts w:ascii="Arial" w:hAnsi="Arial" w:cs="Arial"/>
+        </w:rPr>
+      </w:pPr>
+    </w:p>
+    <w:p>
+      <w:pPr>
+        <w:rPr>
+          <w:rFonts w:ascii="Arial" w:hAnsi="Arial" w:cs="Arial"/>
+        </w:rPr>
+      </w:pPr>
+    </w:p>
+    <w:p>
+      <w:pPr>
+        <w:rPr>
+          <w:rFonts w:ascii="Arial" w:hAnsi="Arial" w:cs="Arial"/>
+        </w:rPr>
+      </w:pPr>
+    </w:p>
+    <w:p>
+      <w:pPr>
+        <w:rPr>
+          <w:rFonts w:ascii="Arial" w:hAnsi="Arial" w:cs="Arial"/>
+        </w:rPr>
+      </w:pPr>
+    </w:p>
+    <w:p>
+      <w:pPr>
+        <w:rPr>
+          <w:rFonts w:ascii="Arial" w:hAnsi="Arial" w:cs="Arial"/>
+        </w:rPr>
+      </w:pPr>
+    </w:p>
+    <w:p>
+      <w:pPr>
+        <w:rPr>
+          <w:rFonts w:ascii="Arial" w:hAnsi="Arial" w:cs="Arial"/>
+        </w:rPr>
+      </w:pPr>
+    </w:p>
+    <w:p>
+      <w:pPr>
+        <w:rPr>
+          <w:rFonts w:ascii="Arial" w:hAnsi="Arial" w:cs="Arial"/>
+        </w:rPr>
+      </w:pPr>
+    </w:p>
+    <w:p>
+      <w:pPr>
+        <w:rPr>
+          <w:rFonts w:ascii="Arial" w:hAnsi="Arial" w:cs="Arial"/>
+        </w:rPr>
+      </w:pPr>
+    </w:p>
+    <w:p>
+      <w:pPr>
+        <w:rPr>
+          <w:rFonts w:ascii="Arial" w:hAnsi="Arial" w:cs="Arial"/>
+        </w:rPr>
+      </w:pPr>
+    </w:p>
+    <w:p>
+      <w:pPr>
+        <w:rPr>
+          <w:rFonts w:ascii="Arial" w:hAnsi="Arial" w:cs="Arial"/>
+        </w:rPr>
+      </w:pPr>
+    </w:p>
+    <w:p>
+      <w:pPr>
+        <w:rPr>
+          <w:rFonts w:ascii="Arial" w:hAnsi="Arial" w:cs="Arial"/>
+        </w:rPr>
+      </w:pPr>
+    </w:p>
+    <w:p>
+      <w:pPr>
+        <w:rPr>
+          <w:rFonts w:ascii="Arial" w:hAnsi="Arial" w:cs="Arial"/>
+        </w:rPr>
+      </w:pPr>
+    </w:p>
+    <w:p>
+      <w:pPr>
+        <w:rPr>
+          <w:rFonts w:ascii="Arial" w:hAnsi="Arial" w:cs="Arial"/>
+        </w:rPr>
+      </w:pPr>
+    </w:p>
+    <w:p>
+      <w:pPr>
+        <w:rPr>
+          <w:rFonts w:ascii="Arial" w:hAnsi="Arial" w:cs="Arial"/>
+        </w:rPr>
+      </w:pPr>
+    </w:p>
+    <w:p>
+      <w:pPr>
+        <w:rPr>
+          <w:rFonts w:ascii="Arial" w:hAnsi="Arial" w:cs="Arial"/>
+        </w:rPr>
+      </w:pPr>
+    </w:p>
+    <w:p>
+      <w:pPr>
+        <w:rPr>
+          <w:rFonts w:ascii="Arial" w:hAnsi="Arial" w:cs="Arial"/>
+        </w:rPr>
+      </w:pPr>
+      <w:r>
+        <w:rPr>
+          <w:rFonts w:ascii="Arial" w:hAnsi="Arial" w:cs="Arial"/>
         </w:rPr>
         <w:t>Signature: ________________________________________________________________</w:t>
       </w:r>
@@ -1538,44 +2235,44 @@
     <w:p>
       <w:pPr>
         <w:rPr>
-          <w:rFonts w:ascii="Consolas" w:hAnsi="Consolas"/>
-        </w:rPr>
-      </w:pPr>
-    </w:p>
-    <w:p>
-      <w:pPr>
-        <w:rPr>
-          <w:rFonts w:ascii="Consolas" w:hAnsi="Consolas"/>
-        </w:rPr>
-      </w:pPr>
-      <w:r>
-        <w:rPr>
-          <w:rFonts w:ascii="Consolas" w:hAnsi="Consolas"/>
+          <w:rFonts w:ascii="Arial" w:hAnsi="Arial" w:cs="Arial"/>
+        </w:rPr>
+      </w:pPr>
+    </w:p>
+    <w:p>
+      <w:pPr>
+        <w:rPr>
+          <w:rFonts w:ascii="Arial" w:hAnsi="Arial" w:cs="Arial"/>
+        </w:rPr>
+      </w:pPr>
+      <w:r>
+        <w:rPr>
+          <w:rFonts w:ascii="Arial" w:hAnsi="Arial" w:cs="Arial"/>
         </w:rPr>
         <w:t xml:space="preserve">Date: </w:t>
       </w:r>
       <w:r>
         <w:rPr>
-          <w:rFonts w:ascii="Consolas" w:hAnsi="Consolas"/>
+          <w:rFonts w:ascii="Arial" w:hAnsi="Arial" w:cs="Arial"/>
         </w:rPr>
         <w:t>________</w:t>
       </w:r>
       <w:r>
         <w:rPr>
-          <w:rFonts w:ascii="Consolas" w:hAnsi="Consolas"/>
+          <w:rFonts w:ascii="Arial" w:hAnsi="Arial" w:cs="Arial"/>
         </w:rPr>
         <w:t>_</w:t>
       </w:r>
       <w:r>
         <w:rPr>
-          <w:rFonts w:ascii="Consolas" w:hAnsi="Consolas"/>
+          <w:rFonts w:ascii="Arial" w:hAnsi="Arial" w:cs="Arial"/>
         </w:rPr>
         <w:t xml:space="preserve"> / ____ / ____</w:t>
       </w:r>
     </w:p>
     <w:sectPr>
       <w:pgSz w:w="12240" w:h="15840"/>
-      <w:pgMar w:top="1134" w:right="1134" w:bottom="1134" w:left="1134" w:header="720" w:footer="720" w:gutter="0"/>
+      <w:pgMar w:top="1134" w:right="990" w:bottom="1134" w:left="1134" w:header="720" w:footer="720" w:gutter="0"/>
       <w:cols w:space="720"/>
     </w:sectPr>
   </w:body>
